--- a/template/rt/TEMPLATE.docx
+++ b/template/rt/TEMPLATE.docx
@@ -204,7 +204,6 @@
           <w:rFonts w:ascii="宋体"/>
           <w:sz w:val="20"/>
           <w:szCs w:val="20"/>
-          <w:highlight w:val="red"/>
         </w:rPr>
       </w:pPr>
       <w:r>
@@ -212,14 +211,13 @@
           <w:rFonts w:ascii="宋体" w:hint="eastAsia"/>
           <w:sz w:val="20"/>
           <w:szCs w:val="20"/>
-          <w:highlight w:val="red"/>
         </w:rPr>
         <w:t>单元名称：</w:t>
       </w:r>
     </w:p>
     <w:tbl>
       <w:tblPr>
-        <w:tblW w:w="8538" w:type="dxa"/>
+        <w:tblW w:w="10293" w:type="dxa"/>
         <w:jc w:val="center"/>
         <w:tblBorders>
           <w:top w:val="single" w:sz="8" w:space="0" w:color="auto"/>
@@ -239,18 +237,18 @@
       <w:tblGrid>
         <w:gridCol w:w="1412"/>
         <w:gridCol w:w="720"/>
-        <w:gridCol w:w="828"/>
-        <w:gridCol w:w="1036"/>
+        <w:gridCol w:w="989"/>
+        <w:gridCol w:w="875"/>
         <w:gridCol w:w="139"/>
         <w:gridCol w:w="130"/>
-        <w:gridCol w:w="431"/>
-        <w:gridCol w:w="740"/>
-        <w:gridCol w:w="767"/>
-        <w:gridCol w:w="196"/>
+        <w:gridCol w:w="671"/>
+        <w:gridCol w:w="500"/>
+        <w:gridCol w:w="945"/>
+        <w:gridCol w:w="18"/>
         <w:gridCol w:w="438"/>
         <w:gridCol w:w="497"/>
         <w:gridCol w:w="289"/>
-        <w:gridCol w:w="915"/>
+        <w:gridCol w:w="2670"/>
       </w:tblGrid>
       <w:tr>
         <w:trPr>
@@ -259,7 +257,7 @@
         </w:trPr>
         <w:tc>
           <w:tcPr>
-            <w:tcW w:w="1413" w:type="dxa"/>
+            <w:tcW w:w="1412" w:type="dxa"/>
             <w:tcBorders>
               <w:top w:val="single" w:sz="8" w:space="0" w:color="auto"/>
               <w:left w:val="single" w:sz="8" w:space="0" w:color="auto"/>
@@ -290,7 +288,7 @@
         </w:tc>
         <w:tc>
           <w:tcPr>
-            <w:tcW w:w="3286" w:type="dxa"/>
+            <w:tcW w:w="3524" w:type="dxa"/>
             <w:gridSpan w:val="6"/>
             <w:tcBorders>
               <w:top w:val="single" w:sz="8" w:space="0" w:color="auto"/>
@@ -318,11 +316,18 @@
               </w:rPr>
               <w:t>南京英派克检测有限责任公</w:t>
             </w:r>
-          </w:p>
-        </w:tc>
-        <w:tc>
-          <w:tcPr>
-            <w:tcW w:w="1703" w:type="dxa"/>
+            <w:r>
+              <w:rPr>
+                <w:rFonts w:ascii="宋体" w:hint="eastAsia"/>
+                <w:szCs w:val="21"/>
+              </w:rPr>
+              <w:t>司</w:t>
+            </w:r>
+          </w:p>
+        </w:tc>
+        <w:tc>
+          <w:tcPr>
+            <w:tcW w:w="1463" w:type="dxa"/>
             <w:gridSpan w:val="3"/>
             <w:tcBorders>
               <w:top w:val="single" w:sz="8" w:space="0" w:color="auto"/>
@@ -348,7 +353,6 @@
                 <w:rFonts w:ascii="宋体" w:hAnsi="宋体" w:cs="宋体" w:hint="eastAsia"/>
                 <w:sz w:val="20"/>
                 <w:szCs w:val="20"/>
-                <w:highlight w:val="yellow"/>
               </w:rPr>
               <w:t>委托单编号</w:t>
             </w:r>
@@ -356,7 +360,7 @@
         </w:tc>
         <w:tc>
           <w:tcPr>
-            <w:tcW w:w="2136" w:type="dxa"/>
+            <w:tcW w:w="3894" w:type="dxa"/>
             <w:gridSpan w:val="4"/>
             <w:tcBorders>
               <w:top w:val="single" w:sz="8" w:space="0" w:color="auto"/>
@@ -388,7 +392,7 @@
         </w:trPr>
         <w:tc>
           <w:tcPr>
-            <w:tcW w:w="1413" w:type="dxa"/>
+            <w:tcW w:w="1412" w:type="dxa"/>
             <w:tcBorders>
               <w:top w:val="single" w:sz="8" w:space="0" w:color="auto"/>
               <w:left w:val="single" w:sz="8" w:space="0" w:color="auto"/>
@@ -419,7 +423,7 @@
         </w:tc>
         <w:tc>
           <w:tcPr>
-            <w:tcW w:w="3286" w:type="dxa"/>
+            <w:tcW w:w="3524" w:type="dxa"/>
             <w:gridSpan w:val="6"/>
             <w:tcBorders>
               <w:top w:val="single" w:sz="8" w:space="0" w:color="auto"/>
@@ -444,7 +448,7 @@
         </w:tc>
         <w:tc>
           <w:tcPr>
-            <w:tcW w:w="1703" w:type="dxa"/>
+            <w:tcW w:w="1463" w:type="dxa"/>
             <w:gridSpan w:val="3"/>
             <w:tcBorders>
               <w:top w:val="single" w:sz="8" w:space="0" w:color="auto"/>
@@ -470,7 +474,6 @@
                 <w:rFonts w:ascii="宋体" w:hAnsi="宋体" w:cs="宋体" w:hint="eastAsia"/>
                 <w:sz w:val="20"/>
                 <w:szCs w:val="20"/>
-                <w:highlight w:val="cyan"/>
               </w:rPr>
               <w:t>完成日期</w:t>
             </w:r>
@@ -478,7 +481,7 @@
         </w:tc>
         <w:tc>
           <w:tcPr>
-            <w:tcW w:w="2136" w:type="dxa"/>
+            <w:tcW w:w="3894" w:type="dxa"/>
             <w:gridSpan w:val="4"/>
             <w:tcBorders>
               <w:top w:val="single" w:sz="8" w:space="0" w:color="auto"/>
@@ -509,7 +512,7 @@
         </w:trPr>
         <w:tc>
           <w:tcPr>
-            <w:tcW w:w="1413" w:type="dxa"/>
+            <w:tcW w:w="1412" w:type="dxa"/>
             <w:tcBorders>
               <w:top w:val="single" w:sz="8" w:space="0" w:color="auto"/>
               <w:left w:val="single" w:sz="8" w:space="0" w:color="auto"/>
@@ -540,7 +543,7 @@
         </w:tc>
         <w:tc>
           <w:tcPr>
-            <w:tcW w:w="1547" w:type="dxa"/>
+            <w:tcW w:w="1709" w:type="dxa"/>
             <w:gridSpan w:val="2"/>
             <w:tcBorders>
               <w:top w:val="single" w:sz="8" w:space="0" w:color="auto"/>
@@ -575,7 +578,7 @@
         </w:tc>
         <w:tc>
           <w:tcPr>
-            <w:tcW w:w="1175" w:type="dxa"/>
+            <w:tcW w:w="1014" w:type="dxa"/>
             <w:gridSpan w:val="2"/>
             <w:tcBorders>
               <w:top w:val="single" w:sz="8" w:space="0" w:color="auto"/>
@@ -610,7 +613,7 @@
         </w:tc>
         <w:tc>
           <w:tcPr>
-            <w:tcW w:w="2068" w:type="dxa"/>
+            <w:tcW w:w="2246" w:type="dxa"/>
             <w:gridSpan w:val="4"/>
             <w:tcBorders>
               <w:top w:val="single" w:sz="8" w:space="0" w:color="auto"/>
@@ -635,7 +638,7 @@
         </w:tc>
         <w:tc>
           <w:tcPr>
-            <w:tcW w:w="1131" w:type="dxa"/>
+            <w:tcW w:w="953" w:type="dxa"/>
             <w:gridSpan w:val="3"/>
             <w:tcBorders>
               <w:top w:val="single" w:sz="8" w:space="0" w:color="auto"/>
@@ -661,7 +664,6 @@
                 <w:rFonts w:ascii="宋体" w:hAnsi="宋体" w:cs="宋体" w:hint="eastAsia"/>
                 <w:sz w:val="20"/>
                 <w:szCs w:val="20"/>
-                <w:highlight w:val="lightGray"/>
               </w:rPr>
               <w:t>合格级别</w:t>
             </w:r>
@@ -669,7 +671,7 @@
         </w:tc>
         <w:tc>
           <w:tcPr>
-            <w:tcW w:w="1204" w:type="dxa"/>
+            <w:tcW w:w="2959" w:type="dxa"/>
             <w:gridSpan w:val="2"/>
             <w:tcBorders>
               <w:top w:val="single" w:sz="8" w:space="0" w:color="auto"/>
@@ -700,7 +702,7 @@
         </w:trPr>
         <w:tc>
           <w:tcPr>
-            <w:tcW w:w="2131" w:type="dxa"/>
+            <w:tcW w:w="2132" w:type="dxa"/>
             <w:gridSpan w:val="2"/>
             <w:vMerge w:val="restart"/>
             <w:tcBorders>
@@ -723,7 +725,6 @@
             <w:r>
               <w:rPr>
                 <w:rFonts w:ascii="宋体" w:hAnsi="宋体" w:cs="宋体" w:hint="eastAsia"/>
-                <w:color w:val="FF0000"/>
                 <w:sz w:val="20"/>
                 <w:szCs w:val="20"/>
               </w:rPr>
@@ -733,7 +734,6 @@
             <w:r>
               <w:rPr>
                 <w:rFonts w:ascii="宋体" w:hAnsi="宋体" w:cs="宋体" w:hint="eastAsia"/>
-                <w:color w:val="FF0000"/>
                 <w:sz w:val="20"/>
                 <w:szCs w:val="20"/>
               </w:rPr>
@@ -744,7 +744,7 @@
         </w:tc>
         <w:tc>
           <w:tcPr>
-            <w:tcW w:w="829" w:type="dxa"/>
+            <w:tcW w:w="989" w:type="dxa"/>
             <w:vMerge w:val="restart"/>
             <w:tcBorders>
               <w:top w:val="single" w:sz="4" w:space="0" w:color="auto"/>
@@ -766,7 +766,6 @@
             <w:r>
               <w:rPr>
                 <w:rFonts w:ascii="宋体" w:hAnsi="宋体" w:cs="宋体" w:hint="eastAsia"/>
-                <w:color w:val="FFC000"/>
                 <w:sz w:val="20"/>
                 <w:szCs w:val="20"/>
               </w:rPr>
@@ -776,7 +775,7 @@
         </w:tc>
         <w:tc>
           <w:tcPr>
-            <w:tcW w:w="1036" w:type="dxa"/>
+            <w:tcW w:w="875" w:type="dxa"/>
             <w:vMerge w:val="restart"/>
             <w:tcBorders>
               <w:top w:val="single" w:sz="4" w:space="0" w:color="auto"/>
@@ -801,7 +800,6 @@
             <w:r>
               <w:rPr>
                 <w:rFonts w:ascii="宋体" w:hAnsi="宋体" w:cs="宋体" w:hint="eastAsia"/>
-                <w:color w:val="00B050"/>
                 <w:sz w:val="20"/>
                 <w:szCs w:val="20"/>
               </w:rPr>
@@ -834,7 +832,6 @@
             <w:r>
               <w:rPr>
                 <w:rFonts w:ascii="宋体" w:hAnsi="宋体" w:cs="宋体" w:hint="eastAsia"/>
-                <w:color w:val="00B0F0"/>
                 <w:sz w:val="20"/>
                 <w:szCs w:val="20"/>
               </w:rPr>
@@ -869,7 +866,6 @@
                 <w:rFonts w:ascii="宋体" w:hAnsi="宋体" w:cs="宋体" w:hint="eastAsia"/>
                 <w:sz w:val="20"/>
                 <w:szCs w:val="20"/>
-                <w:highlight w:val="darkGray"/>
               </w:rPr>
               <w:t>底片规格/数量(张)</w:t>
             </w:r>
@@ -877,7 +873,7 @@
         </w:tc>
         <w:tc>
           <w:tcPr>
-            <w:tcW w:w="1701" w:type="dxa"/>
+            <w:tcW w:w="3456" w:type="dxa"/>
             <w:gridSpan w:val="3"/>
             <w:tcBorders>
               <w:top w:val="single" w:sz="4" w:space="0" w:color="auto"/>
@@ -915,7 +911,7 @@
         </w:trPr>
         <w:tc>
           <w:tcPr>
-            <w:tcW w:w="2131" w:type="dxa"/>
+            <w:tcW w:w="2132" w:type="dxa"/>
             <w:gridSpan w:val="2"/>
             <w:vMerge/>
             <w:tcBorders>
@@ -939,7 +935,7 @@
         </w:tc>
         <w:tc>
           <w:tcPr>
-            <w:tcW w:w="829" w:type="dxa"/>
+            <w:tcW w:w="989" w:type="dxa"/>
             <w:vMerge/>
             <w:tcBorders>
               <w:left w:val="single" w:sz="4" w:space="0" w:color="auto"/>
@@ -962,7 +958,7 @@
         </w:tc>
         <w:tc>
           <w:tcPr>
-            <w:tcW w:w="1036" w:type="dxa"/>
+            <w:tcW w:w="875" w:type="dxa"/>
             <w:vMerge/>
             <w:tcBorders>
               <w:left w:val="single" w:sz="4" w:space="0" w:color="auto"/>
@@ -1065,7 +1061,7 @@
         </w:tc>
         <w:tc>
           <w:tcPr>
-            <w:tcW w:w="915" w:type="dxa"/>
+            <w:tcW w:w="2670" w:type="dxa"/>
             <w:tcBorders>
               <w:top w:val="single" w:sz="4" w:space="0" w:color="auto"/>
               <w:left w:val="single" w:sz="4" w:space="0" w:color="auto"/>
@@ -1102,7 +1098,7 @@
         </w:trPr>
         <w:tc>
           <w:tcPr>
-            <w:tcW w:w="2131" w:type="dxa"/>
+            <w:tcW w:w="2132" w:type="dxa"/>
             <w:gridSpan w:val="2"/>
             <w:tcBorders>
               <w:top w:val="single" w:sz="4" w:space="0" w:color="auto"/>
@@ -1128,32 +1124,32 @@
         </w:tc>
         <w:tc>
           <w:tcPr>
-            <w:tcW w:w="829" w:type="dxa"/>
-            <w:tcBorders>
-              <w:top w:val="single" w:sz="4" w:space="0" w:color="auto"/>
-              <w:left w:val="single" w:sz="4" w:space="0" w:color="auto"/>
-              <w:bottom w:val="single" w:sz="4" w:space="0" w:color="auto"/>
-              <w:right w:val="single" w:sz="4" w:space="0" w:color="auto"/>
-            </w:tcBorders>
-            <w:vAlign w:val="center"/>
-          </w:tcPr>
-          <w:p>
-            <w:pPr>
-              <w:widowControl/>
-              <w:jc w:val="center"/>
-              <w:textAlignment w:val="center"/>
-              <w:rPr>
-                <w:rFonts w:ascii="宋体" w:hAnsi="宋体" w:cs="宋体"/>
-                <w:color w:val="000000"/>
-                <w:sz w:val="20"/>
-                <w:szCs w:val="20"/>
-              </w:rPr>
-            </w:pPr>
-          </w:p>
-        </w:tc>
-        <w:tc>
-          <w:tcPr>
-            <w:tcW w:w="1036" w:type="dxa"/>
+            <w:tcW w:w="989" w:type="dxa"/>
+            <w:tcBorders>
+              <w:top w:val="single" w:sz="4" w:space="0" w:color="auto"/>
+              <w:left w:val="single" w:sz="4" w:space="0" w:color="auto"/>
+              <w:bottom w:val="single" w:sz="4" w:space="0" w:color="auto"/>
+              <w:right w:val="single" w:sz="4" w:space="0" w:color="auto"/>
+            </w:tcBorders>
+            <w:vAlign w:val="center"/>
+          </w:tcPr>
+          <w:p>
+            <w:pPr>
+              <w:widowControl/>
+              <w:jc w:val="center"/>
+              <w:textAlignment w:val="center"/>
+              <w:rPr>
+                <w:rFonts w:ascii="宋体" w:hAnsi="宋体" w:cs="宋体"/>
+                <w:color w:val="000000"/>
+                <w:sz w:val="20"/>
+                <w:szCs w:val="20"/>
+              </w:rPr>
+            </w:pPr>
+          </w:p>
+        </w:tc>
+        <w:tc>
+          <w:tcPr>
+            <w:tcW w:w="875" w:type="dxa"/>
             <w:tcBorders>
               <w:top w:val="single" w:sz="4" w:space="0" w:color="auto"/>
               <w:left w:val="single" w:sz="4" w:space="0" w:color="auto"/>
@@ -1260,7 +1256,7 @@
         </w:tc>
         <w:tc>
           <w:tcPr>
-            <w:tcW w:w="915" w:type="dxa"/>
+            <w:tcW w:w="2670" w:type="dxa"/>
             <w:tcBorders>
               <w:top w:val="single" w:sz="4" w:space="0" w:color="auto"/>
               <w:left w:val="single" w:sz="4" w:space="0" w:color="auto"/>
@@ -1293,7 +1289,7 @@
         </w:trPr>
         <w:tc>
           <w:tcPr>
-            <w:tcW w:w="2131" w:type="dxa"/>
+            <w:tcW w:w="2132" w:type="dxa"/>
             <w:gridSpan w:val="2"/>
             <w:tcBorders>
               <w:top w:val="single" w:sz="4" w:space="0" w:color="auto"/>
@@ -1319,7 +1315,7 @@
         </w:tc>
         <w:tc>
           <w:tcPr>
-            <w:tcW w:w="829" w:type="dxa"/>
+            <w:tcW w:w="989" w:type="dxa"/>
             <w:tcBorders>
               <w:top w:val="single" w:sz="4" w:space="0" w:color="auto"/>
               <w:left w:val="single" w:sz="4" w:space="0" w:color="auto"/>
@@ -1346,7 +1342,7 @@
         </w:tc>
         <w:tc>
           <w:tcPr>
-            <w:tcW w:w="1036" w:type="dxa"/>
+            <w:tcW w:w="875" w:type="dxa"/>
             <w:tcBorders>
               <w:top w:val="single" w:sz="4" w:space="0" w:color="auto"/>
               <w:left w:val="single" w:sz="4" w:space="0" w:color="auto"/>
@@ -1453,7 +1449,7 @@
         </w:tc>
         <w:tc>
           <w:tcPr>
-            <w:tcW w:w="915" w:type="dxa"/>
+            <w:tcW w:w="2670" w:type="dxa"/>
             <w:tcBorders>
               <w:top w:val="single" w:sz="4" w:space="0" w:color="auto"/>
               <w:left w:val="single" w:sz="4" w:space="0" w:color="auto"/>
@@ -1486,7 +1482,7 @@
         </w:trPr>
         <w:tc>
           <w:tcPr>
-            <w:tcW w:w="2131" w:type="dxa"/>
+            <w:tcW w:w="2132" w:type="dxa"/>
             <w:gridSpan w:val="2"/>
             <w:tcBorders>
               <w:top w:val="single" w:sz="4" w:space="0" w:color="auto"/>
@@ -1512,7 +1508,7 @@
         </w:tc>
         <w:tc>
           <w:tcPr>
-            <w:tcW w:w="829" w:type="dxa"/>
+            <w:tcW w:w="989" w:type="dxa"/>
             <w:tcBorders>
               <w:top w:val="single" w:sz="4" w:space="0" w:color="auto"/>
               <w:left w:val="single" w:sz="4" w:space="0" w:color="auto"/>
@@ -1539,7 +1535,7 @@
         </w:tc>
         <w:tc>
           <w:tcPr>
-            <w:tcW w:w="1036" w:type="dxa"/>
+            <w:tcW w:w="875" w:type="dxa"/>
             <w:tcBorders>
               <w:top w:val="single" w:sz="4" w:space="0" w:color="auto"/>
               <w:left w:val="single" w:sz="4" w:space="0" w:color="auto"/>
@@ -1646,7 +1642,7 @@
         </w:tc>
         <w:tc>
           <w:tcPr>
-            <w:tcW w:w="915" w:type="dxa"/>
+            <w:tcW w:w="2670" w:type="dxa"/>
             <w:tcBorders>
               <w:top w:val="single" w:sz="4" w:space="0" w:color="auto"/>
               <w:left w:val="single" w:sz="4" w:space="0" w:color="auto"/>
@@ -1679,7 +1675,7 @@
         </w:trPr>
         <w:tc>
           <w:tcPr>
-            <w:tcW w:w="2131" w:type="dxa"/>
+            <w:tcW w:w="2132" w:type="dxa"/>
             <w:gridSpan w:val="2"/>
             <w:tcBorders>
               <w:top w:val="single" w:sz="4" w:space="0" w:color="auto"/>
@@ -1705,7 +1701,7 @@
         </w:tc>
         <w:tc>
           <w:tcPr>
-            <w:tcW w:w="829" w:type="dxa"/>
+            <w:tcW w:w="989" w:type="dxa"/>
             <w:tcBorders>
               <w:top w:val="single" w:sz="4" w:space="0" w:color="auto"/>
               <w:left w:val="single" w:sz="4" w:space="0" w:color="auto"/>
@@ -1732,7 +1728,7 @@
         </w:tc>
         <w:tc>
           <w:tcPr>
-            <w:tcW w:w="1036" w:type="dxa"/>
+            <w:tcW w:w="875" w:type="dxa"/>
             <w:tcBorders>
               <w:top w:val="single" w:sz="4" w:space="0" w:color="auto"/>
               <w:left w:val="single" w:sz="4" w:space="0" w:color="auto"/>
@@ -1839,7 +1835,7 @@
         </w:tc>
         <w:tc>
           <w:tcPr>
-            <w:tcW w:w="915" w:type="dxa"/>
+            <w:tcW w:w="2670" w:type="dxa"/>
             <w:tcBorders>
               <w:top w:val="single" w:sz="4" w:space="0" w:color="auto"/>
               <w:left w:val="single" w:sz="4" w:space="0" w:color="auto"/>
@@ -1872,7 +1868,7 @@
         </w:trPr>
         <w:tc>
           <w:tcPr>
-            <w:tcW w:w="2131" w:type="dxa"/>
+            <w:tcW w:w="2132" w:type="dxa"/>
             <w:gridSpan w:val="2"/>
             <w:tcBorders>
               <w:top w:val="single" w:sz="4" w:space="0" w:color="auto"/>
@@ -1898,7 +1894,7 @@
         </w:tc>
         <w:tc>
           <w:tcPr>
-            <w:tcW w:w="829" w:type="dxa"/>
+            <w:tcW w:w="989" w:type="dxa"/>
             <w:tcBorders>
               <w:top w:val="single" w:sz="4" w:space="0" w:color="auto"/>
               <w:left w:val="single" w:sz="4" w:space="0" w:color="auto"/>
@@ -1925,7 +1921,7 @@
         </w:tc>
         <w:tc>
           <w:tcPr>
-            <w:tcW w:w="1036" w:type="dxa"/>
+            <w:tcW w:w="875" w:type="dxa"/>
             <w:tcBorders>
               <w:top w:val="single" w:sz="4" w:space="0" w:color="auto"/>
               <w:left w:val="single" w:sz="4" w:space="0" w:color="auto"/>
@@ -2030,7 +2026,7 @@
         </w:tc>
         <w:tc>
           <w:tcPr>
-            <w:tcW w:w="915" w:type="dxa"/>
+            <w:tcW w:w="2670" w:type="dxa"/>
             <w:tcBorders>
               <w:top w:val="single" w:sz="4" w:space="0" w:color="auto"/>
               <w:left w:val="single" w:sz="4" w:space="0" w:color="auto"/>
@@ -2063,7 +2059,7 @@
         </w:trPr>
         <w:tc>
           <w:tcPr>
-            <w:tcW w:w="2131" w:type="dxa"/>
+            <w:tcW w:w="2132" w:type="dxa"/>
             <w:gridSpan w:val="2"/>
             <w:tcBorders>
               <w:top w:val="single" w:sz="4" w:space="0" w:color="auto"/>
@@ -2089,7 +2085,7 @@
         </w:tc>
         <w:tc>
           <w:tcPr>
-            <w:tcW w:w="829" w:type="dxa"/>
+            <w:tcW w:w="989" w:type="dxa"/>
             <w:tcBorders>
               <w:top w:val="single" w:sz="4" w:space="0" w:color="auto"/>
               <w:left w:val="single" w:sz="4" w:space="0" w:color="auto"/>
@@ -2116,7 +2112,7 @@
         </w:tc>
         <w:tc>
           <w:tcPr>
-            <w:tcW w:w="1036" w:type="dxa"/>
+            <w:tcW w:w="875" w:type="dxa"/>
             <w:tcBorders>
               <w:top w:val="single" w:sz="4" w:space="0" w:color="auto"/>
               <w:left w:val="single" w:sz="4" w:space="0" w:color="auto"/>
@@ -2222,7 +2218,7 @@
         </w:tc>
         <w:tc>
           <w:tcPr>
-            <w:tcW w:w="915" w:type="dxa"/>
+            <w:tcW w:w="2670" w:type="dxa"/>
             <w:tcBorders>
               <w:top w:val="single" w:sz="4" w:space="0" w:color="auto"/>
               <w:left w:val="single" w:sz="4" w:space="0" w:color="auto"/>
@@ -2255,7 +2251,7 @@
         </w:trPr>
         <w:tc>
           <w:tcPr>
-            <w:tcW w:w="2131" w:type="dxa"/>
+            <w:tcW w:w="2132" w:type="dxa"/>
             <w:gridSpan w:val="2"/>
             <w:tcBorders>
               <w:top w:val="single" w:sz="4" w:space="0" w:color="auto"/>
@@ -2281,7 +2277,7 @@
         </w:tc>
         <w:tc>
           <w:tcPr>
-            <w:tcW w:w="829" w:type="dxa"/>
+            <w:tcW w:w="989" w:type="dxa"/>
             <w:tcBorders>
               <w:top w:val="single" w:sz="4" w:space="0" w:color="auto"/>
               <w:left w:val="single" w:sz="4" w:space="0" w:color="auto"/>
@@ -2308,7 +2304,7 @@
         </w:tc>
         <w:tc>
           <w:tcPr>
-            <w:tcW w:w="1036" w:type="dxa"/>
+            <w:tcW w:w="875" w:type="dxa"/>
             <w:tcBorders>
               <w:top w:val="single" w:sz="4" w:space="0" w:color="auto"/>
               <w:left w:val="single" w:sz="4" w:space="0" w:color="auto"/>
@@ -2414,7 +2410,7 @@
         </w:tc>
         <w:tc>
           <w:tcPr>
-            <w:tcW w:w="915" w:type="dxa"/>
+            <w:tcW w:w="2670" w:type="dxa"/>
             <w:tcBorders>
               <w:top w:val="single" w:sz="4" w:space="0" w:color="auto"/>
               <w:left w:val="single" w:sz="4" w:space="0" w:color="auto"/>
@@ -2447,7 +2443,7 @@
         </w:trPr>
         <w:tc>
           <w:tcPr>
-            <w:tcW w:w="2131" w:type="dxa"/>
+            <w:tcW w:w="2132" w:type="dxa"/>
             <w:gridSpan w:val="2"/>
             <w:tcBorders>
               <w:top w:val="single" w:sz="4" w:space="0" w:color="auto"/>
@@ -2473,7 +2469,7 @@
         </w:tc>
         <w:tc>
           <w:tcPr>
-            <w:tcW w:w="829" w:type="dxa"/>
+            <w:tcW w:w="989" w:type="dxa"/>
             <w:tcBorders>
               <w:top w:val="single" w:sz="4" w:space="0" w:color="auto"/>
               <w:left w:val="single" w:sz="4" w:space="0" w:color="auto"/>
@@ -2500,7 +2496,7 @@
         </w:tc>
         <w:tc>
           <w:tcPr>
-            <w:tcW w:w="1036" w:type="dxa"/>
+            <w:tcW w:w="875" w:type="dxa"/>
             <w:tcBorders>
               <w:top w:val="single" w:sz="4" w:space="0" w:color="auto"/>
               <w:left w:val="single" w:sz="4" w:space="0" w:color="auto"/>
@@ -2606,7 +2602,7 @@
         </w:tc>
         <w:tc>
           <w:tcPr>
-            <w:tcW w:w="915" w:type="dxa"/>
+            <w:tcW w:w="2670" w:type="dxa"/>
             <w:tcBorders>
               <w:top w:val="single" w:sz="4" w:space="0" w:color="auto"/>
               <w:left w:val="single" w:sz="4" w:space="0" w:color="auto"/>
@@ -2639,7 +2635,7 @@
         </w:trPr>
         <w:tc>
           <w:tcPr>
-            <w:tcW w:w="2131" w:type="dxa"/>
+            <w:tcW w:w="2132" w:type="dxa"/>
             <w:gridSpan w:val="2"/>
             <w:tcBorders>
               <w:top w:val="single" w:sz="4" w:space="0" w:color="auto"/>
@@ -2665,7 +2661,7 @@
         </w:tc>
         <w:tc>
           <w:tcPr>
-            <w:tcW w:w="829" w:type="dxa"/>
+            <w:tcW w:w="989" w:type="dxa"/>
             <w:tcBorders>
               <w:top w:val="single" w:sz="4" w:space="0" w:color="auto"/>
               <w:left w:val="single" w:sz="4" w:space="0" w:color="auto"/>
@@ -2692,7 +2688,7 @@
         </w:tc>
         <w:tc>
           <w:tcPr>
-            <w:tcW w:w="1036" w:type="dxa"/>
+            <w:tcW w:w="875" w:type="dxa"/>
             <w:tcBorders>
               <w:top w:val="single" w:sz="4" w:space="0" w:color="auto"/>
               <w:left w:val="single" w:sz="4" w:space="0" w:color="auto"/>
@@ -2792,7 +2788,7 @@
         </w:tc>
         <w:tc>
           <w:tcPr>
-            <w:tcW w:w="915" w:type="dxa"/>
+            <w:tcW w:w="2670" w:type="dxa"/>
             <w:tcBorders>
               <w:top w:val="single" w:sz="4" w:space="0" w:color="auto"/>
               <w:left w:val="single" w:sz="4" w:space="0" w:color="auto"/>
@@ -2822,7 +2818,7 @@
         </w:trPr>
         <w:tc>
           <w:tcPr>
-            <w:tcW w:w="2131" w:type="dxa"/>
+            <w:tcW w:w="2132" w:type="dxa"/>
             <w:gridSpan w:val="2"/>
             <w:tcBorders>
               <w:top w:val="single" w:sz="4" w:space="0" w:color="auto"/>
@@ -2848,7 +2844,7 @@
         </w:tc>
         <w:tc>
           <w:tcPr>
-            <w:tcW w:w="829" w:type="dxa"/>
+            <w:tcW w:w="989" w:type="dxa"/>
             <w:tcBorders>
               <w:top w:val="single" w:sz="4" w:space="0" w:color="auto"/>
               <w:left w:val="single" w:sz="4" w:space="0" w:color="auto"/>
@@ -2875,7 +2871,7 @@
         </w:tc>
         <w:tc>
           <w:tcPr>
-            <w:tcW w:w="1036" w:type="dxa"/>
+            <w:tcW w:w="875" w:type="dxa"/>
             <w:tcBorders>
               <w:top w:val="single" w:sz="4" w:space="0" w:color="auto"/>
               <w:left w:val="single" w:sz="4" w:space="0" w:color="auto"/>
@@ -2974,7 +2970,7 @@
         </w:tc>
         <w:tc>
           <w:tcPr>
-            <w:tcW w:w="915" w:type="dxa"/>
+            <w:tcW w:w="2670" w:type="dxa"/>
             <w:tcBorders>
               <w:top w:val="single" w:sz="4" w:space="0" w:color="auto"/>
               <w:left w:val="single" w:sz="4" w:space="0" w:color="auto"/>
@@ -3004,7 +3000,7 @@
         </w:trPr>
         <w:tc>
           <w:tcPr>
-            <w:tcW w:w="2131" w:type="dxa"/>
+            <w:tcW w:w="2132" w:type="dxa"/>
             <w:gridSpan w:val="2"/>
             <w:tcBorders>
               <w:top w:val="single" w:sz="4" w:space="0" w:color="auto"/>
@@ -3030,7 +3026,7 @@
         </w:tc>
         <w:tc>
           <w:tcPr>
-            <w:tcW w:w="829" w:type="dxa"/>
+            <w:tcW w:w="989" w:type="dxa"/>
             <w:tcBorders>
               <w:top w:val="single" w:sz="4" w:space="0" w:color="auto"/>
               <w:left w:val="single" w:sz="4" w:space="0" w:color="auto"/>
@@ -3057,7 +3053,7 @@
         </w:tc>
         <w:tc>
           <w:tcPr>
-            <w:tcW w:w="1036" w:type="dxa"/>
+            <w:tcW w:w="875" w:type="dxa"/>
             <w:tcBorders>
               <w:top w:val="single" w:sz="4" w:space="0" w:color="auto"/>
               <w:left w:val="single" w:sz="4" w:space="0" w:color="auto"/>
@@ -3156,7 +3152,7 @@
         </w:tc>
         <w:tc>
           <w:tcPr>
-            <w:tcW w:w="915" w:type="dxa"/>
+            <w:tcW w:w="2670" w:type="dxa"/>
             <w:tcBorders>
               <w:top w:val="single" w:sz="4" w:space="0" w:color="auto"/>
               <w:left w:val="single" w:sz="4" w:space="0" w:color="auto"/>
@@ -3186,7 +3182,7 @@
         </w:trPr>
         <w:tc>
           <w:tcPr>
-            <w:tcW w:w="2131" w:type="dxa"/>
+            <w:tcW w:w="2132" w:type="dxa"/>
             <w:gridSpan w:val="2"/>
             <w:tcBorders>
               <w:top w:val="single" w:sz="4" w:space="0" w:color="auto"/>
@@ -3212,7 +3208,7 @@
         </w:tc>
         <w:tc>
           <w:tcPr>
-            <w:tcW w:w="829" w:type="dxa"/>
+            <w:tcW w:w="989" w:type="dxa"/>
             <w:tcBorders>
               <w:top w:val="single" w:sz="4" w:space="0" w:color="auto"/>
               <w:left w:val="single" w:sz="4" w:space="0" w:color="auto"/>
@@ -3239,7 +3235,7 @@
         </w:tc>
         <w:tc>
           <w:tcPr>
-            <w:tcW w:w="1036" w:type="dxa"/>
+            <w:tcW w:w="875" w:type="dxa"/>
             <w:tcBorders>
               <w:top w:val="single" w:sz="4" w:space="0" w:color="auto"/>
               <w:left w:val="single" w:sz="4" w:space="0" w:color="auto"/>
@@ -3344,7 +3340,7 @@
         </w:tc>
         <w:tc>
           <w:tcPr>
-            <w:tcW w:w="915" w:type="dxa"/>
+            <w:tcW w:w="2670" w:type="dxa"/>
             <w:tcBorders>
               <w:top w:val="single" w:sz="4" w:space="0" w:color="auto"/>
               <w:left w:val="single" w:sz="4" w:space="0" w:color="auto"/>
@@ -3377,7 +3373,7 @@
         </w:trPr>
         <w:tc>
           <w:tcPr>
-            <w:tcW w:w="2131" w:type="dxa"/>
+            <w:tcW w:w="2132" w:type="dxa"/>
             <w:gridSpan w:val="2"/>
             <w:tcBorders>
               <w:top w:val="single" w:sz="4" w:space="0" w:color="auto"/>
@@ -3403,31 +3399,31 @@
         </w:tc>
         <w:tc>
           <w:tcPr>
-            <w:tcW w:w="829" w:type="dxa"/>
-            <w:tcBorders>
-              <w:top w:val="single" w:sz="4" w:space="0" w:color="auto"/>
-              <w:left w:val="single" w:sz="4" w:space="0" w:color="auto"/>
-              <w:bottom w:val="single" w:sz="4" w:space="0" w:color="auto"/>
-              <w:right w:val="single" w:sz="4" w:space="0" w:color="auto"/>
-            </w:tcBorders>
-            <w:vAlign w:val="center"/>
-          </w:tcPr>
-          <w:p>
-            <w:pPr>
-              <w:widowControl/>
-              <w:jc w:val="center"/>
-              <w:textAlignment w:val="center"/>
-              <w:rPr>
-                <w:rFonts w:ascii="宋体" w:hAnsi="宋体" w:cs="宋体"/>
-                <w:sz w:val="20"/>
-                <w:szCs w:val="20"/>
-              </w:rPr>
-            </w:pPr>
-          </w:p>
-        </w:tc>
-        <w:tc>
-          <w:tcPr>
-            <w:tcW w:w="1036" w:type="dxa"/>
+            <w:tcW w:w="989" w:type="dxa"/>
+            <w:tcBorders>
+              <w:top w:val="single" w:sz="4" w:space="0" w:color="auto"/>
+              <w:left w:val="single" w:sz="4" w:space="0" w:color="auto"/>
+              <w:bottom w:val="single" w:sz="4" w:space="0" w:color="auto"/>
+              <w:right w:val="single" w:sz="4" w:space="0" w:color="auto"/>
+            </w:tcBorders>
+            <w:vAlign w:val="center"/>
+          </w:tcPr>
+          <w:p>
+            <w:pPr>
+              <w:widowControl/>
+              <w:jc w:val="center"/>
+              <w:textAlignment w:val="center"/>
+              <w:rPr>
+                <w:rFonts w:ascii="宋体" w:hAnsi="宋体" w:cs="宋体"/>
+                <w:sz w:val="20"/>
+                <w:szCs w:val="20"/>
+              </w:rPr>
+            </w:pPr>
+          </w:p>
+        </w:tc>
+        <w:tc>
+          <w:tcPr>
+            <w:tcW w:w="875" w:type="dxa"/>
             <w:tcBorders>
               <w:top w:val="single" w:sz="4" w:space="0" w:color="auto"/>
               <w:left w:val="single" w:sz="4" w:space="0" w:color="auto"/>
@@ -3526,7 +3522,7 @@
         </w:tc>
         <w:tc>
           <w:tcPr>
-            <w:tcW w:w="915" w:type="dxa"/>
+            <w:tcW w:w="2670" w:type="dxa"/>
             <w:tcBorders>
               <w:top w:val="single" w:sz="4" w:space="0" w:color="auto"/>
               <w:left w:val="single" w:sz="4" w:space="0" w:color="auto"/>
@@ -3556,7 +3552,7 @@
         </w:trPr>
         <w:tc>
           <w:tcPr>
-            <w:tcW w:w="2131" w:type="dxa"/>
+            <w:tcW w:w="2132" w:type="dxa"/>
             <w:gridSpan w:val="2"/>
             <w:tcBorders>
               <w:top w:val="single" w:sz="4" w:space="0" w:color="auto"/>
@@ -3582,7 +3578,7 @@
         </w:tc>
         <w:tc>
           <w:tcPr>
-            <w:tcW w:w="829" w:type="dxa"/>
+            <w:tcW w:w="989" w:type="dxa"/>
             <w:tcBorders>
               <w:top w:val="single" w:sz="4" w:space="0" w:color="auto"/>
               <w:left w:val="single" w:sz="4" w:space="0" w:color="auto"/>
@@ -3609,7 +3605,7 @@
         </w:tc>
         <w:tc>
           <w:tcPr>
-            <w:tcW w:w="1036" w:type="dxa"/>
+            <w:tcW w:w="875" w:type="dxa"/>
             <w:tcBorders>
               <w:top w:val="single" w:sz="4" w:space="0" w:color="auto"/>
               <w:left w:val="single" w:sz="4" w:space="0" w:color="auto"/>
@@ -3708,7 +3704,7 @@
         </w:tc>
         <w:tc>
           <w:tcPr>
-            <w:tcW w:w="915" w:type="dxa"/>
+            <w:tcW w:w="2670" w:type="dxa"/>
             <w:tcBorders>
               <w:top w:val="single" w:sz="4" w:space="0" w:color="auto"/>
               <w:left w:val="single" w:sz="4" w:space="0" w:color="auto"/>
@@ -3738,7 +3734,7 @@
         </w:trPr>
         <w:tc>
           <w:tcPr>
-            <w:tcW w:w="2131" w:type="dxa"/>
+            <w:tcW w:w="2132" w:type="dxa"/>
             <w:gridSpan w:val="2"/>
             <w:tcBorders>
               <w:top w:val="single" w:sz="4" w:space="0" w:color="auto"/>
@@ -3764,7 +3760,7 @@
         </w:tc>
         <w:tc>
           <w:tcPr>
-            <w:tcW w:w="829" w:type="dxa"/>
+            <w:tcW w:w="989" w:type="dxa"/>
             <w:tcBorders>
               <w:top w:val="single" w:sz="4" w:space="0" w:color="auto"/>
               <w:left w:val="single" w:sz="4" w:space="0" w:color="auto"/>
@@ -3791,7 +3787,7 @@
         </w:tc>
         <w:tc>
           <w:tcPr>
-            <w:tcW w:w="1036" w:type="dxa"/>
+            <w:tcW w:w="875" w:type="dxa"/>
             <w:tcBorders>
               <w:top w:val="single" w:sz="4" w:space="0" w:color="auto"/>
               <w:left w:val="single" w:sz="4" w:space="0" w:color="auto"/>
@@ -3890,7 +3886,7 @@
         </w:tc>
         <w:tc>
           <w:tcPr>
-            <w:tcW w:w="915" w:type="dxa"/>
+            <w:tcW w:w="2670" w:type="dxa"/>
             <w:tcBorders>
               <w:top w:val="single" w:sz="4" w:space="0" w:color="auto"/>
               <w:left w:val="single" w:sz="4" w:space="0" w:color="auto"/>
@@ -3920,7 +3916,7 @@
         </w:trPr>
         <w:tc>
           <w:tcPr>
-            <w:tcW w:w="2131" w:type="dxa"/>
+            <w:tcW w:w="2132" w:type="dxa"/>
             <w:gridSpan w:val="2"/>
             <w:tcBorders>
               <w:top w:val="single" w:sz="4" w:space="0" w:color="auto"/>
@@ -3946,7 +3942,7 @@
         </w:tc>
         <w:tc>
           <w:tcPr>
-            <w:tcW w:w="829" w:type="dxa"/>
+            <w:tcW w:w="989" w:type="dxa"/>
             <w:tcBorders>
               <w:top w:val="single" w:sz="4" w:space="0" w:color="auto"/>
               <w:left w:val="single" w:sz="4" w:space="0" w:color="auto"/>
@@ -3973,7 +3969,7 @@
         </w:tc>
         <w:tc>
           <w:tcPr>
-            <w:tcW w:w="1036" w:type="dxa"/>
+            <w:tcW w:w="875" w:type="dxa"/>
             <w:tcBorders>
               <w:top w:val="single" w:sz="4" w:space="0" w:color="auto"/>
               <w:left w:val="single" w:sz="4" w:space="0" w:color="auto"/>
@@ -4078,7 +4074,7 @@
         </w:tc>
         <w:tc>
           <w:tcPr>
-            <w:tcW w:w="915" w:type="dxa"/>
+            <w:tcW w:w="2670" w:type="dxa"/>
             <w:tcBorders>
               <w:top w:val="single" w:sz="4" w:space="0" w:color="auto"/>
               <w:left w:val="single" w:sz="4" w:space="0" w:color="auto"/>
@@ -4111,7 +4107,7 @@
         </w:trPr>
         <w:tc>
           <w:tcPr>
-            <w:tcW w:w="8538" w:type="dxa"/>
+            <w:tcW w:w="10293" w:type="dxa"/>
             <w:gridSpan w:val="14"/>
             <w:tcBorders>
               <w:top w:val="single" w:sz="4" w:space="0" w:color="auto"/>
@@ -4143,19 +4139,6 @@
                 <w:rFonts w:ascii="宋体" w:hAnsi="宋体" w:cs="宋体" w:hint="eastAsia"/>
                 <w:sz w:val="20"/>
                 <w:szCs w:val="20"/>
-                <w14:textFill>
-                  <w14:gradFill>
-                    <w14:gsLst>
-                      <w14:gs w14:pos="0">
-                        <w14:srgbClr w14:val="7B32B2"/>
-                      </w14:gs>
-                      <w14:gs w14:pos="100000">
-                        <w14:srgbClr w14:val="401A5D"/>
-                      </w14:gs>
-                    </w14:gsLst>
-                    <w14:lin w14:ang="0" w14:scaled="0"/>
-                  </w14:gradFill>
-                </w14:textFill>
               </w:rPr>
               <w:t>其中γ射线  张</w:t>
             </w:r>
@@ -4177,7 +4160,7 @@
         </w:trPr>
         <w:tc>
           <w:tcPr>
-            <w:tcW w:w="2134" w:type="dxa"/>
+            <w:tcW w:w="2132" w:type="dxa"/>
             <w:gridSpan w:val="2"/>
             <w:tcBorders>
               <w:top w:val="single" w:sz="4" w:space="0" w:color="auto"/>
@@ -4211,9 +4194,6 @@
               <w:autoSpaceDE w:val="0"/>
               <w:spacing w:line="240" w:lineRule="atLeast"/>
               <w:jc w:val="left"/>
-              <w:rPr>
-                <w:rFonts w:hint="eastAsia"/>
-              </w:rPr>
             </w:pPr>
           </w:p>
           <w:p>
@@ -4256,7 +4236,7 @@
         </w:tc>
         <w:tc>
           <w:tcPr>
-            <w:tcW w:w="2134" w:type="dxa"/>
+            <w:tcW w:w="2133" w:type="dxa"/>
             <w:gridSpan w:val="4"/>
             <w:tcBorders>
               <w:top w:val="single" w:sz="4" w:space="0" w:color="auto"/>
@@ -4290,9 +4270,6 @@
               <w:autoSpaceDE w:val="0"/>
               <w:spacing w:line="240" w:lineRule="atLeast"/>
               <w:jc w:val="left"/>
-              <w:rPr>
-                <w:rFonts w:hint="eastAsia"/>
-              </w:rPr>
             </w:pPr>
           </w:p>
           <w:p>
@@ -4381,9 +4358,6 @@
               <w:autoSpaceDE w:val="0"/>
               <w:spacing w:line="240" w:lineRule="atLeast"/>
               <w:jc w:val="left"/>
-              <w:rPr>
-                <w:rFonts w:hint="eastAsia"/>
-              </w:rPr>
             </w:pPr>
           </w:p>
           <w:p>
@@ -4426,7 +4400,7 @@
         </w:tc>
         <w:tc>
           <w:tcPr>
-            <w:tcW w:w="2136" w:type="dxa"/>
+            <w:tcW w:w="3894" w:type="dxa"/>
             <w:gridSpan w:val="4"/>
             <w:tcBorders>
               <w:top w:val="single" w:sz="4" w:space="0" w:color="auto"/>
@@ -4460,9 +4434,6 @@
               <w:autoSpaceDE w:val="0"/>
               <w:spacing w:line="240" w:lineRule="atLeast"/>
               <w:jc w:val="left"/>
-              <w:rPr>
-                <w:rFonts w:hint="eastAsia"/>
-              </w:rPr>
             </w:pPr>
           </w:p>
           <w:p>
@@ -4514,6 +4485,44 @@
     </w:sectPr>
   </w:body>
 </w:document>
+</file>
+
+<file path=word/endnotes.xml><?xml version="1.0" encoding="utf-8"?>
+<w:endnotes xmlns:wpc="http://schemas.microsoft.com/office/word/2010/wordprocessingCanvas" xmlns:cx="http://schemas.microsoft.com/office/drawing/2014/chartex" xmlns:cx1="http://schemas.microsoft.com/office/drawing/2015/9/8/chartex" xmlns:cx2="http://schemas.microsoft.com/office/drawing/2015/10/21/chartex" xmlns:cx3="http://schemas.microsoft.com/office/drawing/2016/5/9/chartex" xmlns:cx4="http://schemas.microsoft.com/office/drawing/2016/5/10/chartex" xmlns:cx5="http://schemas.microsoft.com/office/drawing/2016/5/11/chartex" xmlns:cx6="http://schemas.microsoft.com/office/drawing/2016/5/12/chartex" xmlns:cx7="http://schemas.microsoft.com/office/drawing/2016/5/13/chartex" xmlns:cx8="http://schemas.microsoft.com/office/drawing/2016/5/14/chartex" xmlns:mc="http://schemas.openxmlformats.org/markup-compatibility/2006" xmlns:aink="http://schemas.microsoft.com/office/drawing/2016/ink" xmlns:am3d="http://schemas.microsoft.com/office/drawing/2017/model3d" xmlns:o="urn:schemas-microsoft-com:office:office" xmlns:oel="http://schemas.microsoft.com/office/2019/extlst" xmlns:r="http://schemas.openxmlformats.org/officeDocument/2006/relationships" xmlns:m="http://schemas.openxmlformats.org/officeDocument/2006/math" xmlns:v="urn:schemas-microsoft-com:vml" xmlns:wp14="http://schemas.microsoft.com/office/word/2010/wordprocessingDrawing" xmlns:wp="http://schemas.openxmlformats.org/drawingml/2006/wordprocessingDrawing" xmlns:w10="urn:schemas-microsoft-com:office:word" xmlns:w="http://schemas.openxmlformats.org/wordprocessingml/2006/main" xmlns:w14="http://schemas.microsoft.com/office/word/2010/wordml" xmlns:w15="http://schemas.microsoft.com/office/word/2012/wordml" xmlns:w16cex="http://schemas.microsoft.com/office/word/2018/wordml/cex" xmlns:w16cid="http://schemas.microsoft.com/office/word/2016/wordml/cid" xmlns:w16="http://schemas.microsoft.com/office/word/2018/wordml" xmlns:w16sdtdh="http://schemas.microsoft.com/office/word/2020/wordml/sdtdatahash" xmlns:w16se="http://schemas.microsoft.com/office/word/2015/wordml/symex" xmlns:wpg="http://schemas.microsoft.com/office/word/2010/wordprocessingGroup" xmlns:wpi="http://schemas.microsoft.com/office/word/2010/wordprocessingInk" xmlns:wne="http://schemas.microsoft.com/office/word/2006/wordml" xmlns:wps="http://schemas.microsoft.com/office/word/2010/wordprocessingShape" mc:Ignorable="w14 w15 w16se w16cid w16 w16cex w16sdtdh wp14">
+  <w:endnote w:type="separator" w:id="-1">
+    <w:p>
+      <w:r>
+        <w:separator/>
+      </w:r>
+    </w:p>
+  </w:endnote>
+  <w:endnote w:type="continuationSeparator" w:id="0">
+    <w:p>
+      <w:r>
+        <w:continuationSeparator/>
+      </w:r>
+    </w:p>
+  </w:endnote>
+</w:endnotes>
+</file>
+
+<file path=word/footnotes.xml><?xml version="1.0" encoding="utf-8"?>
+<w:footnotes xmlns:wpc="http://schemas.microsoft.com/office/word/2010/wordprocessingCanvas" xmlns:cx="http://schemas.microsoft.com/office/drawing/2014/chartex" xmlns:cx1="http://schemas.microsoft.com/office/drawing/2015/9/8/chartex" xmlns:cx2="http://schemas.microsoft.com/office/drawing/2015/10/21/chartex" xmlns:cx3="http://schemas.microsoft.com/office/drawing/2016/5/9/chartex" xmlns:cx4="http://schemas.microsoft.com/office/drawing/2016/5/10/chartex" xmlns:cx5="http://schemas.microsoft.com/office/drawing/2016/5/11/chartex" xmlns:cx6="http://schemas.microsoft.com/office/drawing/2016/5/12/chartex" xmlns:cx7="http://schemas.microsoft.com/office/drawing/2016/5/13/chartex" xmlns:cx8="http://schemas.microsoft.com/office/drawing/2016/5/14/chartex" xmlns:mc="http://schemas.openxmlformats.org/markup-compatibility/2006" xmlns:aink="http://schemas.microsoft.com/office/drawing/2016/ink" xmlns:am3d="http://schemas.microsoft.com/office/drawing/2017/model3d" xmlns:o="urn:schemas-microsoft-com:office:office" xmlns:oel="http://schemas.microsoft.com/office/2019/extlst" xmlns:r="http://schemas.openxmlformats.org/officeDocument/2006/relationships" xmlns:m="http://schemas.openxmlformats.org/officeDocument/2006/math" xmlns:v="urn:schemas-microsoft-com:vml" xmlns:wp14="http://schemas.microsoft.com/office/word/2010/wordprocessingDrawing" xmlns:wp="http://schemas.openxmlformats.org/drawingml/2006/wordprocessingDrawing" xmlns:w10="urn:schemas-microsoft-com:office:word" xmlns:w="http://schemas.openxmlformats.org/wordprocessingml/2006/main" xmlns:w14="http://schemas.microsoft.com/office/word/2010/wordml" xmlns:w15="http://schemas.microsoft.com/office/word/2012/wordml" xmlns:w16cex="http://schemas.microsoft.com/office/word/2018/wordml/cex" xmlns:w16cid="http://schemas.microsoft.com/office/word/2016/wordml/cid" xmlns:w16="http://schemas.microsoft.com/office/word/2018/wordml" xmlns:w16sdtdh="http://schemas.microsoft.com/office/word/2020/wordml/sdtdatahash" xmlns:w16se="http://schemas.microsoft.com/office/word/2015/wordml/symex" xmlns:wpg="http://schemas.microsoft.com/office/word/2010/wordprocessingGroup" xmlns:wpi="http://schemas.microsoft.com/office/word/2010/wordprocessingInk" xmlns:wne="http://schemas.microsoft.com/office/word/2006/wordml" xmlns:wps="http://schemas.microsoft.com/office/word/2010/wordprocessingShape" mc:Ignorable="w14 w15 w16se w16cid w16 w16cex w16sdtdh wp14">
+  <w:footnote w:type="separator" w:id="-1">
+    <w:p>
+      <w:r>
+        <w:separator/>
+      </w:r>
+    </w:p>
+  </w:footnote>
+  <w:footnote w:type="continuationSeparator" w:id="0">
+    <w:p>
+      <w:r>
+        <w:continuationSeparator/>
+      </w:r>
+    </w:p>
+  </w:footnote>
+</w:footnotes>
 </file>
 
 <file path=word/styles.xml><?xml version="1.0" encoding="utf-8"?>
@@ -4875,6 +4884,66 @@
       <w:szCs w:val="32"/>
     </w:rPr>
   </w:style>
+  <w:style w:type="paragraph" w:styleId="a4">
+    <w:name w:val="header"/>
+    <w:basedOn w:val="a"/>
+    <w:link w:val="a5"/>
+    <w:rsid w:val="008C64C1"/>
+    <w:pPr>
+      <w:tabs>
+        <w:tab w:val="center" w:pos="4153"/>
+        <w:tab w:val="right" w:pos="8306"/>
+      </w:tabs>
+      <w:snapToGrid w:val="0"/>
+      <w:jc w:val="center"/>
+    </w:pPr>
+    <w:rPr>
+      <w:sz w:val="18"/>
+      <w:szCs w:val="18"/>
+    </w:rPr>
+  </w:style>
+  <w:style w:type="character" w:customStyle="1" w:styleId="a5">
+    <w:name w:val="页眉 字符"/>
+    <w:basedOn w:val="a1"/>
+    <w:link w:val="a4"/>
+    <w:rsid w:val="008C64C1"/>
+    <w:rPr>
+      <w:rFonts w:ascii="Times New Roman" w:eastAsia="宋体" w:hAnsi="Times New Roman" w:cs="Times New Roman"/>
+      <w:kern w:val="2"/>
+      <w:sz w:val="18"/>
+      <w:szCs w:val="18"/>
+    </w:rPr>
+  </w:style>
+  <w:style w:type="paragraph" w:styleId="a6">
+    <w:name w:val="footer"/>
+    <w:basedOn w:val="a"/>
+    <w:link w:val="a7"/>
+    <w:rsid w:val="008C64C1"/>
+    <w:pPr>
+      <w:tabs>
+        <w:tab w:val="center" w:pos="4153"/>
+        <w:tab w:val="right" w:pos="8306"/>
+      </w:tabs>
+      <w:snapToGrid w:val="0"/>
+      <w:jc w:val="left"/>
+    </w:pPr>
+    <w:rPr>
+      <w:sz w:val="18"/>
+      <w:szCs w:val="18"/>
+    </w:rPr>
+  </w:style>
+  <w:style w:type="character" w:customStyle="1" w:styleId="a7">
+    <w:name w:val="页脚 字符"/>
+    <w:basedOn w:val="a1"/>
+    <w:link w:val="a6"/>
+    <w:rsid w:val="008C64C1"/>
+    <w:rPr>
+      <w:rFonts w:ascii="Times New Roman" w:eastAsia="宋体" w:hAnsi="Times New Roman" w:cs="Times New Roman"/>
+      <w:kern w:val="2"/>
+      <w:sz w:val="18"/>
+      <w:szCs w:val="18"/>
+    </w:rPr>
+  </w:style>
 </w:styles>
 </file>
 

--- a/template/rt/TEMPLATE.docx
+++ b/template/rt/TEMPLATE.docx
@@ -247,8 +247,8 @@
         <w:gridCol w:w="18"/>
         <w:gridCol w:w="438"/>
         <w:gridCol w:w="497"/>
-        <w:gridCol w:w="289"/>
-        <w:gridCol w:w="2670"/>
+        <w:gridCol w:w="1173"/>
+        <w:gridCol w:w="1786"/>
       </w:tblGrid>
       <w:tr>
         <w:trPr>
@@ -1029,7 +1029,7 @@
         </w:tc>
         <w:tc>
           <w:tcPr>
-            <w:tcW w:w="786" w:type="dxa"/>
+            <w:tcW w:w="1670" w:type="dxa"/>
             <w:gridSpan w:val="2"/>
             <w:tcBorders>
               <w:top w:val="single" w:sz="4" w:space="0" w:color="auto"/>
@@ -1061,7 +1061,7 @@
         </w:tc>
         <w:tc>
           <w:tcPr>
-            <w:tcW w:w="2670" w:type="dxa"/>
+            <w:tcW w:w="1786" w:type="dxa"/>
             <w:tcBorders>
               <w:top w:val="single" w:sz="4" w:space="0" w:color="auto"/>
               <w:left w:val="single" w:sz="4" w:space="0" w:color="auto"/>
@@ -1228,7 +1228,7 @@
         </w:tc>
         <w:tc>
           <w:tcPr>
-            <w:tcW w:w="786" w:type="dxa"/>
+            <w:tcW w:w="1670" w:type="dxa"/>
             <w:gridSpan w:val="2"/>
             <w:tcBorders>
               <w:top w:val="single" w:sz="4" w:space="0" w:color="auto"/>
@@ -1256,7 +1256,7 @@
         </w:tc>
         <w:tc>
           <w:tcPr>
-            <w:tcW w:w="2670" w:type="dxa"/>
+            <w:tcW w:w="1786" w:type="dxa"/>
             <w:tcBorders>
               <w:top w:val="single" w:sz="4" w:space="0" w:color="auto"/>
               <w:left w:val="single" w:sz="4" w:space="0" w:color="auto"/>
@@ -1421,7 +1421,7 @@
         </w:tc>
         <w:tc>
           <w:tcPr>
-            <w:tcW w:w="786" w:type="dxa"/>
+            <w:tcW w:w="1670" w:type="dxa"/>
             <w:gridSpan w:val="2"/>
             <w:tcBorders>
               <w:top w:val="single" w:sz="4" w:space="0" w:color="auto"/>
@@ -1449,7 +1449,7 @@
         </w:tc>
         <w:tc>
           <w:tcPr>
-            <w:tcW w:w="2670" w:type="dxa"/>
+            <w:tcW w:w="1786" w:type="dxa"/>
             <w:tcBorders>
               <w:top w:val="single" w:sz="4" w:space="0" w:color="auto"/>
               <w:left w:val="single" w:sz="4" w:space="0" w:color="auto"/>
@@ -1614,7 +1614,7 @@
         </w:tc>
         <w:tc>
           <w:tcPr>
-            <w:tcW w:w="786" w:type="dxa"/>
+            <w:tcW w:w="1670" w:type="dxa"/>
             <w:gridSpan w:val="2"/>
             <w:tcBorders>
               <w:top w:val="single" w:sz="4" w:space="0" w:color="auto"/>
@@ -1642,7 +1642,7 @@
         </w:tc>
         <w:tc>
           <w:tcPr>
-            <w:tcW w:w="2670" w:type="dxa"/>
+            <w:tcW w:w="1786" w:type="dxa"/>
             <w:tcBorders>
               <w:top w:val="single" w:sz="4" w:space="0" w:color="auto"/>
               <w:left w:val="single" w:sz="4" w:space="0" w:color="auto"/>
@@ -1807,7 +1807,7 @@
         </w:tc>
         <w:tc>
           <w:tcPr>
-            <w:tcW w:w="786" w:type="dxa"/>
+            <w:tcW w:w="1670" w:type="dxa"/>
             <w:gridSpan w:val="2"/>
             <w:tcBorders>
               <w:top w:val="single" w:sz="4" w:space="0" w:color="auto"/>
@@ -1835,7 +1835,7 @@
         </w:tc>
         <w:tc>
           <w:tcPr>
-            <w:tcW w:w="2670" w:type="dxa"/>
+            <w:tcW w:w="1786" w:type="dxa"/>
             <w:tcBorders>
               <w:top w:val="single" w:sz="4" w:space="0" w:color="auto"/>
               <w:left w:val="single" w:sz="4" w:space="0" w:color="auto"/>
@@ -1998,7 +1998,7 @@
         </w:tc>
         <w:tc>
           <w:tcPr>
-            <w:tcW w:w="786" w:type="dxa"/>
+            <w:tcW w:w="1670" w:type="dxa"/>
             <w:gridSpan w:val="2"/>
             <w:tcBorders>
               <w:top w:val="single" w:sz="4" w:space="0" w:color="auto"/>
@@ -2026,7 +2026,7 @@
         </w:tc>
         <w:tc>
           <w:tcPr>
-            <w:tcW w:w="2670" w:type="dxa"/>
+            <w:tcW w:w="1786" w:type="dxa"/>
             <w:tcBorders>
               <w:top w:val="single" w:sz="4" w:space="0" w:color="auto"/>
               <w:left w:val="single" w:sz="4" w:space="0" w:color="auto"/>
@@ -2190,7 +2190,7 @@
         </w:tc>
         <w:tc>
           <w:tcPr>
-            <w:tcW w:w="786" w:type="dxa"/>
+            <w:tcW w:w="1670" w:type="dxa"/>
             <w:gridSpan w:val="2"/>
             <w:tcBorders>
               <w:top w:val="single" w:sz="4" w:space="0" w:color="auto"/>
@@ -2218,7 +2218,7 @@
         </w:tc>
         <w:tc>
           <w:tcPr>
-            <w:tcW w:w="2670" w:type="dxa"/>
+            <w:tcW w:w="1786" w:type="dxa"/>
             <w:tcBorders>
               <w:top w:val="single" w:sz="4" w:space="0" w:color="auto"/>
               <w:left w:val="single" w:sz="4" w:space="0" w:color="auto"/>
@@ -2382,7 +2382,7 @@
         </w:tc>
         <w:tc>
           <w:tcPr>
-            <w:tcW w:w="786" w:type="dxa"/>
+            <w:tcW w:w="1670" w:type="dxa"/>
             <w:gridSpan w:val="2"/>
             <w:tcBorders>
               <w:top w:val="single" w:sz="4" w:space="0" w:color="auto"/>
@@ -2410,7 +2410,7 @@
         </w:tc>
         <w:tc>
           <w:tcPr>
-            <w:tcW w:w="2670" w:type="dxa"/>
+            <w:tcW w:w="1786" w:type="dxa"/>
             <w:tcBorders>
               <w:top w:val="single" w:sz="4" w:space="0" w:color="auto"/>
               <w:left w:val="single" w:sz="4" w:space="0" w:color="auto"/>
@@ -2574,7 +2574,7 @@
         </w:tc>
         <w:tc>
           <w:tcPr>
-            <w:tcW w:w="786" w:type="dxa"/>
+            <w:tcW w:w="1670" w:type="dxa"/>
             <w:gridSpan w:val="2"/>
             <w:tcBorders>
               <w:top w:val="single" w:sz="4" w:space="0" w:color="auto"/>
@@ -2602,7 +2602,7 @@
         </w:tc>
         <w:tc>
           <w:tcPr>
-            <w:tcW w:w="2670" w:type="dxa"/>
+            <w:tcW w:w="1786" w:type="dxa"/>
             <w:tcBorders>
               <w:top w:val="single" w:sz="4" w:space="0" w:color="auto"/>
               <w:left w:val="single" w:sz="4" w:space="0" w:color="auto"/>
@@ -2763,7 +2763,7 @@
         </w:tc>
         <w:tc>
           <w:tcPr>
-            <w:tcW w:w="786" w:type="dxa"/>
+            <w:tcW w:w="1670" w:type="dxa"/>
             <w:gridSpan w:val="2"/>
             <w:tcBorders>
               <w:top w:val="single" w:sz="4" w:space="0" w:color="auto"/>
@@ -2788,7 +2788,7 @@
         </w:tc>
         <w:tc>
           <w:tcPr>
-            <w:tcW w:w="2670" w:type="dxa"/>
+            <w:tcW w:w="1786" w:type="dxa"/>
             <w:tcBorders>
               <w:top w:val="single" w:sz="4" w:space="0" w:color="auto"/>
               <w:left w:val="single" w:sz="4" w:space="0" w:color="auto"/>
@@ -2945,7 +2945,7 @@
         </w:tc>
         <w:tc>
           <w:tcPr>
-            <w:tcW w:w="786" w:type="dxa"/>
+            <w:tcW w:w="1670" w:type="dxa"/>
             <w:gridSpan w:val="2"/>
             <w:tcBorders>
               <w:top w:val="single" w:sz="4" w:space="0" w:color="auto"/>
@@ -2970,7 +2970,7 @@
         </w:tc>
         <w:tc>
           <w:tcPr>
-            <w:tcW w:w="2670" w:type="dxa"/>
+            <w:tcW w:w="1786" w:type="dxa"/>
             <w:tcBorders>
               <w:top w:val="single" w:sz="4" w:space="0" w:color="auto"/>
               <w:left w:val="single" w:sz="4" w:space="0" w:color="auto"/>
@@ -3127,7 +3127,7 @@
         </w:tc>
         <w:tc>
           <w:tcPr>
-            <w:tcW w:w="786" w:type="dxa"/>
+            <w:tcW w:w="1670" w:type="dxa"/>
             <w:gridSpan w:val="2"/>
             <w:tcBorders>
               <w:top w:val="single" w:sz="4" w:space="0" w:color="auto"/>
@@ -3152,7 +3152,7 @@
         </w:tc>
         <w:tc>
           <w:tcPr>
-            <w:tcW w:w="2670" w:type="dxa"/>
+            <w:tcW w:w="1786" w:type="dxa"/>
             <w:tcBorders>
               <w:top w:val="single" w:sz="4" w:space="0" w:color="auto"/>
               <w:left w:val="single" w:sz="4" w:space="0" w:color="auto"/>
@@ -3312,7 +3312,7 @@
         </w:tc>
         <w:tc>
           <w:tcPr>
-            <w:tcW w:w="786" w:type="dxa"/>
+            <w:tcW w:w="1670" w:type="dxa"/>
             <w:gridSpan w:val="2"/>
             <w:tcBorders>
               <w:top w:val="single" w:sz="4" w:space="0" w:color="auto"/>
@@ -3340,7 +3340,7 @@
         </w:tc>
         <w:tc>
           <w:tcPr>
-            <w:tcW w:w="2670" w:type="dxa"/>
+            <w:tcW w:w="1786" w:type="dxa"/>
             <w:tcBorders>
               <w:top w:val="single" w:sz="4" w:space="0" w:color="auto"/>
               <w:left w:val="single" w:sz="4" w:space="0" w:color="auto"/>
@@ -3497,7 +3497,7 @@
         </w:tc>
         <w:tc>
           <w:tcPr>
-            <w:tcW w:w="786" w:type="dxa"/>
+            <w:tcW w:w="1670" w:type="dxa"/>
             <w:gridSpan w:val="2"/>
             <w:tcBorders>
               <w:top w:val="single" w:sz="4" w:space="0" w:color="auto"/>
@@ -3522,7 +3522,7 @@
         </w:tc>
         <w:tc>
           <w:tcPr>
-            <w:tcW w:w="2670" w:type="dxa"/>
+            <w:tcW w:w="1786" w:type="dxa"/>
             <w:tcBorders>
               <w:top w:val="single" w:sz="4" w:space="0" w:color="auto"/>
               <w:left w:val="single" w:sz="4" w:space="0" w:color="auto"/>
@@ -3679,7 +3679,7 @@
         </w:tc>
         <w:tc>
           <w:tcPr>
-            <w:tcW w:w="786" w:type="dxa"/>
+            <w:tcW w:w="1670" w:type="dxa"/>
             <w:gridSpan w:val="2"/>
             <w:tcBorders>
               <w:top w:val="single" w:sz="4" w:space="0" w:color="auto"/>
@@ -3704,7 +3704,7 @@
         </w:tc>
         <w:tc>
           <w:tcPr>
-            <w:tcW w:w="2670" w:type="dxa"/>
+            <w:tcW w:w="1786" w:type="dxa"/>
             <w:tcBorders>
               <w:top w:val="single" w:sz="4" w:space="0" w:color="auto"/>
               <w:left w:val="single" w:sz="4" w:space="0" w:color="auto"/>
@@ -3861,7 +3861,7 @@
         </w:tc>
         <w:tc>
           <w:tcPr>
-            <w:tcW w:w="786" w:type="dxa"/>
+            <w:tcW w:w="1670" w:type="dxa"/>
             <w:gridSpan w:val="2"/>
             <w:tcBorders>
               <w:top w:val="single" w:sz="4" w:space="0" w:color="auto"/>
@@ -3886,7 +3886,7 @@
         </w:tc>
         <w:tc>
           <w:tcPr>
-            <w:tcW w:w="2670" w:type="dxa"/>
+            <w:tcW w:w="1786" w:type="dxa"/>
             <w:tcBorders>
               <w:top w:val="single" w:sz="4" w:space="0" w:color="auto"/>
               <w:left w:val="single" w:sz="4" w:space="0" w:color="auto"/>
@@ -4046,7 +4046,7 @@
         </w:tc>
         <w:tc>
           <w:tcPr>
-            <w:tcW w:w="786" w:type="dxa"/>
+            <w:tcW w:w="1670" w:type="dxa"/>
             <w:gridSpan w:val="2"/>
             <w:tcBorders>
               <w:top w:val="single" w:sz="4" w:space="0" w:color="auto"/>
@@ -4074,7 +4074,7 @@
         </w:tc>
         <w:tc>
           <w:tcPr>
-            <w:tcW w:w="2670" w:type="dxa"/>
+            <w:tcW w:w="1786" w:type="dxa"/>
             <w:tcBorders>
               <w:top w:val="single" w:sz="4" w:space="0" w:color="auto"/>
               <w:left w:val="single" w:sz="4" w:space="0" w:color="auto"/>

--- a/template/rt/TEMPLATE.docx
+++ b/template/rt/TEMPLATE.docx
@@ -217,7 +217,7 @@
     </w:p>
     <w:tbl>
       <w:tblPr>
-        <w:tblW w:w="10293" w:type="dxa"/>
+        <w:tblW w:w="9590" w:type="dxa"/>
         <w:jc w:val="center"/>
         <w:tblBorders>
           <w:top w:val="single" w:sz="8" w:space="0" w:color="auto"/>
@@ -235,20 +235,20 @@
         <w:tblLook w:val="04A0" w:firstRow="1" w:lastRow="0" w:firstColumn="1" w:lastColumn="0" w:noHBand="0" w:noVBand="1"/>
       </w:tblPr>
       <w:tblGrid>
-        <w:gridCol w:w="1412"/>
+        <w:gridCol w:w="1176"/>
         <w:gridCol w:w="720"/>
-        <w:gridCol w:w="989"/>
+        <w:gridCol w:w="490"/>
+        <w:gridCol w:w="499"/>
         <w:gridCol w:w="875"/>
         <w:gridCol w:w="139"/>
-        <w:gridCol w:w="130"/>
-        <w:gridCol w:w="671"/>
-        <w:gridCol w:w="500"/>
-        <w:gridCol w:w="945"/>
-        <w:gridCol w:w="18"/>
-        <w:gridCol w:w="438"/>
-        <w:gridCol w:w="497"/>
-        <w:gridCol w:w="1173"/>
-        <w:gridCol w:w="1786"/>
+        <w:gridCol w:w="801"/>
+        <w:gridCol w:w="96"/>
+        <w:gridCol w:w="404"/>
+        <w:gridCol w:w="1014"/>
+        <w:gridCol w:w="387"/>
+        <w:gridCol w:w="605"/>
+        <w:gridCol w:w="1065"/>
+        <w:gridCol w:w="1319"/>
       </w:tblGrid>
       <w:tr>
         <w:trPr>
@@ -257,7 +257,7 @@
         </w:trPr>
         <w:tc>
           <w:tcPr>
-            <w:tcW w:w="1412" w:type="dxa"/>
+            <w:tcW w:w="1176" w:type="dxa"/>
             <w:tcBorders>
               <w:top w:val="single" w:sz="8" w:space="0" w:color="auto"/>
               <w:left w:val="single" w:sz="8" w:space="0" w:color="auto"/>
@@ -327,7 +327,7 @@
         </w:tc>
         <w:tc>
           <w:tcPr>
-            <w:tcW w:w="1463" w:type="dxa"/>
+            <w:tcW w:w="1514" w:type="dxa"/>
             <w:gridSpan w:val="3"/>
             <w:tcBorders>
               <w:top w:val="single" w:sz="8" w:space="0" w:color="auto"/>
@@ -360,7 +360,7 @@
         </w:tc>
         <w:tc>
           <w:tcPr>
-            <w:tcW w:w="3894" w:type="dxa"/>
+            <w:tcW w:w="3376" w:type="dxa"/>
             <w:gridSpan w:val="4"/>
             <w:tcBorders>
               <w:top w:val="single" w:sz="8" w:space="0" w:color="auto"/>
@@ -392,7 +392,7 @@
         </w:trPr>
         <w:tc>
           <w:tcPr>
-            <w:tcW w:w="1412" w:type="dxa"/>
+            <w:tcW w:w="1176" w:type="dxa"/>
             <w:tcBorders>
               <w:top w:val="single" w:sz="8" w:space="0" w:color="auto"/>
               <w:left w:val="single" w:sz="8" w:space="0" w:color="auto"/>
@@ -448,7 +448,7 @@
         </w:tc>
         <w:tc>
           <w:tcPr>
-            <w:tcW w:w="1463" w:type="dxa"/>
+            <w:tcW w:w="1514" w:type="dxa"/>
             <w:gridSpan w:val="3"/>
             <w:tcBorders>
               <w:top w:val="single" w:sz="8" w:space="0" w:color="auto"/>
@@ -481,7 +481,7 @@
         </w:tc>
         <w:tc>
           <w:tcPr>
-            <w:tcW w:w="3894" w:type="dxa"/>
+            <w:tcW w:w="3376" w:type="dxa"/>
             <w:gridSpan w:val="4"/>
             <w:tcBorders>
               <w:top w:val="single" w:sz="8" w:space="0" w:color="auto"/>
@@ -512,7 +512,7 @@
         </w:trPr>
         <w:tc>
           <w:tcPr>
-            <w:tcW w:w="1412" w:type="dxa"/>
+            <w:tcW w:w="1176" w:type="dxa"/>
             <w:tcBorders>
               <w:top w:val="single" w:sz="8" w:space="0" w:color="auto"/>
               <w:left w:val="single" w:sz="8" w:space="0" w:color="auto"/>
@@ -544,7 +544,7 @@
         <w:tc>
           <w:tcPr>
             <w:tcW w:w="1709" w:type="dxa"/>
-            <w:gridSpan w:val="2"/>
+            <w:gridSpan w:val="3"/>
             <w:tcBorders>
               <w:top w:val="single" w:sz="8" w:space="0" w:color="auto"/>
               <w:left w:val="single" w:sz="4" w:space="0" w:color="auto"/>
@@ -613,7 +613,7 @@
         </w:tc>
         <w:tc>
           <w:tcPr>
-            <w:tcW w:w="2246" w:type="dxa"/>
+            <w:tcW w:w="2315" w:type="dxa"/>
             <w:gridSpan w:val="4"/>
             <w:tcBorders>
               <w:top w:val="single" w:sz="8" w:space="0" w:color="auto"/>
@@ -638,8 +638,8 @@
         </w:tc>
         <w:tc>
           <w:tcPr>
-            <w:tcW w:w="953" w:type="dxa"/>
-            <w:gridSpan w:val="3"/>
+            <w:tcW w:w="992" w:type="dxa"/>
+            <w:gridSpan w:val="2"/>
             <w:tcBorders>
               <w:top w:val="single" w:sz="8" w:space="0" w:color="auto"/>
               <w:left w:val="single" w:sz="4" w:space="0" w:color="auto"/>
@@ -671,7 +671,7 @@
         </w:tc>
         <w:tc>
           <w:tcPr>
-            <w:tcW w:w="2959" w:type="dxa"/>
+            <w:tcW w:w="2384" w:type="dxa"/>
             <w:gridSpan w:val="2"/>
             <w:tcBorders>
               <w:top w:val="single" w:sz="8" w:space="0" w:color="auto"/>
@@ -702,7 +702,7 @@
         </w:trPr>
         <w:tc>
           <w:tcPr>
-            <w:tcW w:w="2132" w:type="dxa"/>
+            <w:tcW w:w="1896" w:type="dxa"/>
             <w:gridSpan w:val="2"/>
             <w:vMerge w:val="restart"/>
             <w:tcBorders>
@@ -745,6 +745,7 @@
         <w:tc>
           <w:tcPr>
             <w:tcW w:w="989" w:type="dxa"/>
+            <w:gridSpan w:val="2"/>
             <w:vMerge w:val="restart"/>
             <w:tcBorders>
               <w:top w:val="single" w:sz="4" w:space="0" w:color="auto"/>
@@ -842,7 +843,7 @@
         <w:tc>
           <w:tcPr>
             <w:tcW w:w="1401" w:type="dxa"/>
-            <w:gridSpan w:val="3"/>
+            <w:gridSpan w:val="2"/>
             <w:vMerge w:val="restart"/>
             <w:tcBorders>
               <w:top w:val="single" w:sz="4" w:space="0" w:color="auto"/>
@@ -873,7 +874,7 @@
         </w:tc>
         <w:tc>
           <w:tcPr>
-            <w:tcW w:w="3456" w:type="dxa"/>
+            <w:tcW w:w="2989" w:type="dxa"/>
             <w:gridSpan w:val="3"/>
             <w:tcBorders>
               <w:top w:val="single" w:sz="4" w:space="0" w:color="auto"/>
@@ -911,7 +912,7 @@
         </w:trPr>
         <w:tc>
           <w:tcPr>
-            <w:tcW w:w="2132" w:type="dxa"/>
+            <w:tcW w:w="1896" w:type="dxa"/>
             <w:gridSpan w:val="2"/>
             <w:vMerge/>
             <w:tcBorders>
@@ -936,6 +937,7 @@
         <w:tc>
           <w:tcPr>
             <w:tcW w:w="989" w:type="dxa"/>
+            <w:gridSpan w:val="2"/>
             <w:vMerge/>
             <w:tcBorders>
               <w:left w:val="single" w:sz="4" w:space="0" w:color="auto"/>
@@ -1006,7 +1008,7 @@
         <w:tc>
           <w:tcPr>
             <w:tcW w:w="1401" w:type="dxa"/>
-            <w:gridSpan w:val="3"/>
+            <w:gridSpan w:val="2"/>
             <w:vMerge/>
             <w:tcBorders>
               <w:left w:val="single" w:sz="4" w:space="0" w:color="auto"/>
@@ -1061,7 +1063,7 @@
         </w:tc>
         <w:tc>
           <w:tcPr>
-            <w:tcW w:w="1786" w:type="dxa"/>
+            <w:tcW w:w="1319" w:type="dxa"/>
             <w:tcBorders>
               <w:top w:val="single" w:sz="4" w:space="0" w:color="auto"/>
               <w:left w:val="single" w:sz="4" w:space="0" w:color="auto"/>
@@ -1098,7 +1100,7 @@
         </w:trPr>
         <w:tc>
           <w:tcPr>
-            <w:tcW w:w="2132" w:type="dxa"/>
+            <w:tcW w:w="1896" w:type="dxa"/>
             <w:gridSpan w:val="2"/>
             <w:tcBorders>
               <w:top w:val="single" w:sz="4" w:space="0" w:color="auto"/>
@@ -1125,6 +1127,7 @@
         <w:tc>
           <w:tcPr>
             <w:tcW w:w="989" w:type="dxa"/>
+            <w:gridSpan w:val="2"/>
             <w:tcBorders>
               <w:top w:val="single" w:sz="4" w:space="0" w:color="auto"/>
               <w:left w:val="single" w:sz="4" w:space="0" w:color="auto"/>
@@ -1201,7 +1204,7 @@
         <w:tc>
           <w:tcPr>
             <w:tcW w:w="1401" w:type="dxa"/>
-            <w:gridSpan w:val="3"/>
+            <w:gridSpan w:val="2"/>
             <w:tcBorders>
               <w:top w:val="single" w:sz="4" w:space="0" w:color="auto"/>
               <w:left w:val="single" w:sz="4" w:space="0" w:color="auto"/>
@@ -1256,7 +1259,7 @@
         </w:tc>
         <w:tc>
           <w:tcPr>
-            <w:tcW w:w="1786" w:type="dxa"/>
+            <w:tcW w:w="1319" w:type="dxa"/>
             <w:tcBorders>
               <w:top w:val="single" w:sz="4" w:space="0" w:color="auto"/>
               <w:left w:val="single" w:sz="4" w:space="0" w:color="auto"/>
@@ -1289,7 +1292,7 @@
         </w:trPr>
         <w:tc>
           <w:tcPr>
-            <w:tcW w:w="2132" w:type="dxa"/>
+            <w:tcW w:w="1896" w:type="dxa"/>
             <w:gridSpan w:val="2"/>
             <w:tcBorders>
               <w:top w:val="single" w:sz="4" w:space="0" w:color="auto"/>
@@ -1316,6 +1319,7 @@
         <w:tc>
           <w:tcPr>
             <w:tcW w:w="989" w:type="dxa"/>
+            <w:gridSpan w:val="2"/>
             <w:tcBorders>
               <w:top w:val="single" w:sz="4" w:space="0" w:color="auto"/>
               <w:left w:val="single" w:sz="4" w:space="0" w:color="auto"/>
@@ -1394,7 +1398,7 @@
         <w:tc>
           <w:tcPr>
             <w:tcW w:w="1401" w:type="dxa"/>
-            <w:gridSpan w:val="3"/>
+            <w:gridSpan w:val="2"/>
             <w:tcBorders>
               <w:top w:val="single" w:sz="4" w:space="0" w:color="auto"/>
               <w:left w:val="single" w:sz="4" w:space="0" w:color="auto"/>
@@ -1449,7 +1453,7 @@
         </w:tc>
         <w:tc>
           <w:tcPr>
-            <w:tcW w:w="1786" w:type="dxa"/>
+            <w:tcW w:w="1319" w:type="dxa"/>
             <w:tcBorders>
               <w:top w:val="single" w:sz="4" w:space="0" w:color="auto"/>
               <w:left w:val="single" w:sz="4" w:space="0" w:color="auto"/>
@@ -1482,7 +1486,7 @@
         </w:trPr>
         <w:tc>
           <w:tcPr>
-            <w:tcW w:w="2132" w:type="dxa"/>
+            <w:tcW w:w="1896" w:type="dxa"/>
             <w:gridSpan w:val="2"/>
             <w:tcBorders>
               <w:top w:val="single" w:sz="4" w:space="0" w:color="auto"/>
@@ -1509,6 +1513,7 @@
         <w:tc>
           <w:tcPr>
             <w:tcW w:w="989" w:type="dxa"/>
+            <w:gridSpan w:val="2"/>
             <w:tcBorders>
               <w:top w:val="single" w:sz="4" w:space="0" w:color="auto"/>
               <w:left w:val="single" w:sz="4" w:space="0" w:color="auto"/>
@@ -1587,7 +1592,7 @@
         <w:tc>
           <w:tcPr>
             <w:tcW w:w="1401" w:type="dxa"/>
-            <w:gridSpan w:val="3"/>
+            <w:gridSpan w:val="2"/>
             <w:tcBorders>
               <w:top w:val="single" w:sz="4" w:space="0" w:color="auto"/>
               <w:left w:val="single" w:sz="4" w:space="0" w:color="auto"/>
@@ -1642,7 +1647,7 @@
         </w:tc>
         <w:tc>
           <w:tcPr>
-            <w:tcW w:w="1786" w:type="dxa"/>
+            <w:tcW w:w="1319" w:type="dxa"/>
             <w:tcBorders>
               <w:top w:val="single" w:sz="4" w:space="0" w:color="auto"/>
               <w:left w:val="single" w:sz="4" w:space="0" w:color="auto"/>
@@ -1675,7 +1680,7 @@
         </w:trPr>
         <w:tc>
           <w:tcPr>
-            <w:tcW w:w="2132" w:type="dxa"/>
+            <w:tcW w:w="1896" w:type="dxa"/>
             <w:gridSpan w:val="2"/>
             <w:tcBorders>
               <w:top w:val="single" w:sz="4" w:space="0" w:color="auto"/>
@@ -1702,6 +1707,7 @@
         <w:tc>
           <w:tcPr>
             <w:tcW w:w="989" w:type="dxa"/>
+            <w:gridSpan w:val="2"/>
             <w:tcBorders>
               <w:top w:val="single" w:sz="4" w:space="0" w:color="auto"/>
               <w:left w:val="single" w:sz="4" w:space="0" w:color="auto"/>
@@ -1780,7 +1786,7 @@
         <w:tc>
           <w:tcPr>
             <w:tcW w:w="1401" w:type="dxa"/>
-            <w:gridSpan w:val="3"/>
+            <w:gridSpan w:val="2"/>
             <w:tcBorders>
               <w:top w:val="single" w:sz="4" w:space="0" w:color="auto"/>
               <w:left w:val="single" w:sz="4" w:space="0" w:color="auto"/>
@@ -1835,7 +1841,7 @@
         </w:tc>
         <w:tc>
           <w:tcPr>
-            <w:tcW w:w="1786" w:type="dxa"/>
+            <w:tcW w:w="1319" w:type="dxa"/>
             <w:tcBorders>
               <w:top w:val="single" w:sz="4" w:space="0" w:color="auto"/>
               <w:left w:val="single" w:sz="4" w:space="0" w:color="auto"/>
@@ -1868,7 +1874,7 @@
         </w:trPr>
         <w:tc>
           <w:tcPr>
-            <w:tcW w:w="2132" w:type="dxa"/>
+            <w:tcW w:w="1896" w:type="dxa"/>
             <w:gridSpan w:val="2"/>
             <w:tcBorders>
               <w:top w:val="single" w:sz="4" w:space="0" w:color="auto"/>
@@ -1895,6 +1901,7 @@
         <w:tc>
           <w:tcPr>
             <w:tcW w:w="989" w:type="dxa"/>
+            <w:gridSpan w:val="2"/>
             <w:tcBorders>
               <w:top w:val="single" w:sz="4" w:space="0" w:color="auto"/>
               <w:left w:val="single" w:sz="4" w:space="0" w:color="auto"/>
@@ -1971,7 +1978,7 @@
         <w:tc>
           <w:tcPr>
             <w:tcW w:w="1401" w:type="dxa"/>
-            <w:gridSpan w:val="3"/>
+            <w:gridSpan w:val="2"/>
             <w:tcBorders>
               <w:top w:val="single" w:sz="4" w:space="0" w:color="auto"/>
               <w:left w:val="single" w:sz="4" w:space="0" w:color="auto"/>
@@ -2026,7 +2033,7 @@
         </w:tc>
         <w:tc>
           <w:tcPr>
-            <w:tcW w:w="1786" w:type="dxa"/>
+            <w:tcW w:w="1319" w:type="dxa"/>
             <w:tcBorders>
               <w:top w:val="single" w:sz="4" w:space="0" w:color="auto"/>
               <w:left w:val="single" w:sz="4" w:space="0" w:color="auto"/>
@@ -2059,7 +2066,7 @@
         </w:trPr>
         <w:tc>
           <w:tcPr>
-            <w:tcW w:w="2132" w:type="dxa"/>
+            <w:tcW w:w="1896" w:type="dxa"/>
             <w:gridSpan w:val="2"/>
             <w:tcBorders>
               <w:top w:val="single" w:sz="4" w:space="0" w:color="auto"/>
@@ -2086,6 +2093,7 @@
         <w:tc>
           <w:tcPr>
             <w:tcW w:w="989" w:type="dxa"/>
+            <w:gridSpan w:val="2"/>
             <w:tcBorders>
               <w:top w:val="single" w:sz="4" w:space="0" w:color="auto"/>
               <w:left w:val="single" w:sz="4" w:space="0" w:color="auto"/>
@@ -2163,7 +2171,7 @@
         <w:tc>
           <w:tcPr>
             <w:tcW w:w="1401" w:type="dxa"/>
-            <w:gridSpan w:val="3"/>
+            <w:gridSpan w:val="2"/>
             <w:tcBorders>
               <w:top w:val="single" w:sz="4" w:space="0" w:color="auto"/>
               <w:left w:val="single" w:sz="4" w:space="0" w:color="auto"/>
@@ -2218,7 +2226,7 @@
         </w:tc>
         <w:tc>
           <w:tcPr>
-            <w:tcW w:w="1786" w:type="dxa"/>
+            <w:tcW w:w="1319" w:type="dxa"/>
             <w:tcBorders>
               <w:top w:val="single" w:sz="4" w:space="0" w:color="auto"/>
               <w:left w:val="single" w:sz="4" w:space="0" w:color="auto"/>
@@ -2251,7 +2259,7 @@
         </w:trPr>
         <w:tc>
           <w:tcPr>
-            <w:tcW w:w="2132" w:type="dxa"/>
+            <w:tcW w:w="1896" w:type="dxa"/>
             <w:gridSpan w:val="2"/>
             <w:tcBorders>
               <w:top w:val="single" w:sz="4" w:space="0" w:color="auto"/>
@@ -2278,6 +2286,7 @@
         <w:tc>
           <w:tcPr>
             <w:tcW w:w="989" w:type="dxa"/>
+            <w:gridSpan w:val="2"/>
             <w:tcBorders>
               <w:top w:val="single" w:sz="4" w:space="0" w:color="auto"/>
               <w:left w:val="single" w:sz="4" w:space="0" w:color="auto"/>
@@ -2355,7 +2364,7 @@
         <w:tc>
           <w:tcPr>
             <w:tcW w:w="1401" w:type="dxa"/>
-            <w:gridSpan w:val="3"/>
+            <w:gridSpan w:val="2"/>
             <w:tcBorders>
               <w:top w:val="single" w:sz="4" w:space="0" w:color="auto"/>
               <w:left w:val="single" w:sz="4" w:space="0" w:color="auto"/>
@@ -2410,7 +2419,7 @@
         </w:tc>
         <w:tc>
           <w:tcPr>
-            <w:tcW w:w="1786" w:type="dxa"/>
+            <w:tcW w:w="1319" w:type="dxa"/>
             <w:tcBorders>
               <w:top w:val="single" w:sz="4" w:space="0" w:color="auto"/>
               <w:left w:val="single" w:sz="4" w:space="0" w:color="auto"/>
@@ -2443,7 +2452,7 @@
         </w:trPr>
         <w:tc>
           <w:tcPr>
-            <w:tcW w:w="2132" w:type="dxa"/>
+            <w:tcW w:w="1896" w:type="dxa"/>
             <w:gridSpan w:val="2"/>
             <w:tcBorders>
               <w:top w:val="single" w:sz="4" w:space="0" w:color="auto"/>
@@ -2470,6 +2479,7 @@
         <w:tc>
           <w:tcPr>
             <w:tcW w:w="989" w:type="dxa"/>
+            <w:gridSpan w:val="2"/>
             <w:tcBorders>
               <w:top w:val="single" w:sz="4" w:space="0" w:color="auto"/>
               <w:left w:val="single" w:sz="4" w:space="0" w:color="auto"/>
@@ -2547,7 +2557,7 @@
         <w:tc>
           <w:tcPr>
             <w:tcW w:w="1401" w:type="dxa"/>
-            <w:gridSpan w:val="3"/>
+            <w:gridSpan w:val="2"/>
             <w:tcBorders>
               <w:top w:val="single" w:sz="4" w:space="0" w:color="auto"/>
               <w:left w:val="single" w:sz="4" w:space="0" w:color="auto"/>
@@ -2602,7 +2612,7 @@
         </w:tc>
         <w:tc>
           <w:tcPr>
-            <w:tcW w:w="1786" w:type="dxa"/>
+            <w:tcW w:w="1319" w:type="dxa"/>
             <w:tcBorders>
               <w:top w:val="single" w:sz="4" w:space="0" w:color="auto"/>
               <w:left w:val="single" w:sz="4" w:space="0" w:color="auto"/>
@@ -2635,7 +2645,7 @@
         </w:trPr>
         <w:tc>
           <w:tcPr>
-            <w:tcW w:w="2132" w:type="dxa"/>
+            <w:tcW w:w="1896" w:type="dxa"/>
             <w:gridSpan w:val="2"/>
             <w:tcBorders>
               <w:top w:val="single" w:sz="4" w:space="0" w:color="auto"/>
@@ -2662,6 +2672,7 @@
         <w:tc>
           <w:tcPr>
             <w:tcW w:w="989" w:type="dxa"/>
+            <w:gridSpan w:val="2"/>
             <w:tcBorders>
               <w:top w:val="single" w:sz="4" w:space="0" w:color="auto"/>
               <w:left w:val="single" w:sz="4" w:space="0" w:color="auto"/>
@@ -2739,7 +2750,7 @@
         <w:tc>
           <w:tcPr>
             <w:tcW w:w="1401" w:type="dxa"/>
-            <w:gridSpan w:val="3"/>
+            <w:gridSpan w:val="2"/>
             <w:tcBorders>
               <w:top w:val="single" w:sz="4" w:space="0" w:color="auto"/>
               <w:left w:val="single" w:sz="4" w:space="0" w:color="auto"/>
@@ -2788,7 +2799,7 @@
         </w:tc>
         <w:tc>
           <w:tcPr>
-            <w:tcW w:w="1786" w:type="dxa"/>
+            <w:tcW w:w="1319" w:type="dxa"/>
             <w:tcBorders>
               <w:top w:val="single" w:sz="4" w:space="0" w:color="auto"/>
               <w:left w:val="single" w:sz="4" w:space="0" w:color="auto"/>
@@ -2818,7 +2829,7 @@
         </w:trPr>
         <w:tc>
           <w:tcPr>
-            <w:tcW w:w="2132" w:type="dxa"/>
+            <w:tcW w:w="1896" w:type="dxa"/>
             <w:gridSpan w:val="2"/>
             <w:tcBorders>
               <w:top w:val="single" w:sz="4" w:space="0" w:color="auto"/>
@@ -2845,6 +2856,7 @@
         <w:tc>
           <w:tcPr>
             <w:tcW w:w="989" w:type="dxa"/>
+            <w:gridSpan w:val="2"/>
             <w:tcBorders>
               <w:top w:val="single" w:sz="4" w:space="0" w:color="auto"/>
               <w:left w:val="single" w:sz="4" w:space="0" w:color="auto"/>
@@ -2921,7 +2933,7 @@
         <w:tc>
           <w:tcPr>
             <w:tcW w:w="1401" w:type="dxa"/>
-            <w:gridSpan w:val="3"/>
+            <w:gridSpan w:val="2"/>
             <w:tcBorders>
               <w:top w:val="single" w:sz="4" w:space="0" w:color="auto"/>
               <w:left w:val="single" w:sz="4" w:space="0" w:color="auto"/>
@@ -2970,7 +2982,7 @@
         </w:tc>
         <w:tc>
           <w:tcPr>
-            <w:tcW w:w="1786" w:type="dxa"/>
+            <w:tcW w:w="1319" w:type="dxa"/>
             <w:tcBorders>
               <w:top w:val="single" w:sz="4" w:space="0" w:color="auto"/>
               <w:left w:val="single" w:sz="4" w:space="0" w:color="auto"/>
@@ -3000,7 +3012,7 @@
         </w:trPr>
         <w:tc>
           <w:tcPr>
-            <w:tcW w:w="2132" w:type="dxa"/>
+            <w:tcW w:w="1896" w:type="dxa"/>
             <w:gridSpan w:val="2"/>
             <w:tcBorders>
               <w:top w:val="single" w:sz="4" w:space="0" w:color="auto"/>
@@ -3027,6 +3039,7 @@
         <w:tc>
           <w:tcPr>
             <w:tcW w:w="989" w:type="dxa"/>
+            <w:gridSpan w:val="2"/>
             <w:tcBorders>
               <w:top w:val="single" w:sz="4" w:space="0" w:color="auto"/>
               <w:left w:val="single" w:sz="4" w:space="0" w:color="auto"/>
@@ -3103,7 +3116,7 @@
         <w:tc>
           <w:tcPr>
             <w:tcW w:w="1401" w:type="dxa"/>
-            <w:gridSpan w:val="3"/>
+            <w:gridSpan w:val="2"/>
             <w:tcBorders>
               <w:top w:val="single" w:sz="4" w:space="0" w:color="auto"/>
               <w:left w:val="single" w:sz="4" w:space="0" w:color="auto"/>
@@ -3152,7 +3165,7 @@
         </w:tc>
         <w:tc>
           <w:tcPr>
-            <w:tcW w:w="1786" w:type="dxa"/>
+            <w:tcW w:w="1319" w:type="dxa"/>
             <w:tcBorders>
               <w:top w:val="single" w:sz="4" w:space="0" w:color="auto"/>
               <w:left w:val="single" w:sz="4" w:space="0" w:color="auto"/>
@@ -3182,7 +3195,7 @@
         </w:trPr>
         <w:tc>
           <w:tcPr>
-            <w:tcW w:w="2132" w:type="dxa"/>
+            <w:tcW w:w="1896" w:type="dxa"/>
             <w:gridSpan w:val="2"/>
             <w:tcBorders>
               <w:top w:val="single" w:sz="4" w:space="0" w:color="auto"/>
@@ -3209,6 +3222,7 @@
         <w:tc>
           <w:tcPr>
             <w:tcW w:w="989" w:type="dxa"/>
+            <w:gridSpan w:val="2"/>
             <w:tcBorders>
               <w:top w:val="single" w:sz="4" w:space="0" w:color="auto"/>
               <w:left w:val="single" w:sz="4" w:space="0" w:color="auto"/>
@@ -3285,7 +3299,7 @@
         <w:tc>
           <w:tcPr>
             <w:tcW w:w="1401" w:type="dxa"/>
-            <w:gridSpan w:val="3"/>
+            <w:gridSpan w:val="2"/>
             <w:tcBorders>
               <w:top w:val="single" w:sz="4" w:space="0" w:color="auto"/>
               <w:left w:val="single" w:sz="4" w:space="0" w:color="auto"/>
@@ -3340,7 +3354,7 @@
         </w:tc>
         <w:tc>
           <w:tcPr>
-            <w:tcW w:w="1786" w:type="dxa"/>
+            <w:tcW w:w="1319" w:type="dxa"/>
             <w:tcBorders>
               <w:top w:val="single" w:sz="4" w:space="0" w:color="auto"/>
               <w:left w:val="single" w:sz="4" w:space="0" w:color="auto"/>
@@ -3373,7 +3387,7 @@
         </w:trPr>
         <w:tc>
           <w:tcPr>
-            <w:tcW w:w="2132" w:type="dxa"/>
+            <w:tcW w:w="1896" w:type="dxa"/>
             <w:gridSpan w:val="2"/>
             <w:tcBorders>
               <w:top w:val="single" w:sz="4" w:space="0" w:color="auto"/>
@@ -3400,6 +3414,7 @@
         <w:tc>
           <w:tcPr>
             <w:tcW w:w="989" w:type="dxa"/>
+            <w:gridSpan w:val="2"/>
             <w:tcBorders>
               <w:top w:val="single" w:sz="4" w:space="0" w:color="auto"/>
               <w:left w:val="single" w:sz="4" w:space="0" w:color="auto"/>
@@ -3473,7 +3488,7 @@
         <w:tc>
           <w:tcPr>
             <w:tcW w:w="1401" w:type="dxa"/>
-            <w:gridSpan w:val="3"/>
+            <w:gridSpan w:val="2"/>
             <w:tcBorders>
               <w:top w:val="single" w:sz="4" w:space="0" w:color="auto"/>
               <w:left w:val="single" w:sz="4" w:space="0" w:color="auto"/>
@@ -3522,7 +3537,7 @@
         </w:tc>
         <w:tc>
           <w:tcPr>
-            <w:tcW w:w="1786" w:type="dxa"/>
+            <w:tcW w:w="1319" w:type="dxa"/>
             <w:tcBorders>
               <w:top w:val="single" w:sz="4" w:space="0" w:color="auto"/>
               <w:left w:val="single" w:sz="4" w:space="0" w:color="auto"/>
@@ -3552,7 +3567,7 @@
         </w:trPr>
         <w:tc>
           <w:tcPr>
-            <w:tcW w:w="2132" w:type="dxa"/>
+            <w:tcW w:w="1896" w:type="dxa"/>
             <w:gridSpan w:val="2"/>
             <w:tcBorders>
               <w:top w:val="single" w:sz="4" w:space="0" w:color="auto"/>
@@ -3579,6 +3594,7 @@
         <w:tc>
           <w:tcPr>
             <w:tcW w:w="989" w:type="dxa"/>
+            <w:gridSpan w:val="2"/>
             <w:tcBorders>
               <w:top w:val="single" w:sz="4" w:space="0" w:color="auto"/>
               <w:left w:val="single" w:sz="4" w:space="0" w:color="auto"/>
@@ -3655,7 +3671,7 @@
         <w:tc>
           <w:tcPr>
             <w:tcW w:w="1401" w:type="dxa"/>
-            <w:gridSpan w:val="3"/>
+            <w:gridSpan w:val="2"/>
             <w:tcBorders>
               <w:top w:val="single" w:sz="4" w:space="0" w:color="auto"/>
               <w:left w:val="single" w:sz="4" w:space="0" w:color="auto"/>
@@ -3704,7 +3720,7 @@
         </w:tc>
         <w:tc>
           <w:tcPr>
-            <w:tcW w:w="1786" w:type="dxa"/>
+            <w:tcW w:w="1319" w:type="dxa"/>
             <w:tcBorders>
               <w:top w:val="single" w:sz="4" w:space="0" w:color="auto"/>
               <w:left w:val="single" w:sz="4" w:space="0" w:color="auto"/>
@@ -3734,7 +3750,7 @@
         </w:trPr>
         <w:tc>
           <w:tcPr>
-            <w:tcW w:w="2132" w:type="dxa"/>
+            <w:tcW w:w="1896" w:type="dxa"/>
             <w:gridSpan w:val="2"/>
             <w:tcBorders>
               <w:top w:val="single" w:sz="4" w:space="0" w:color="auto"/>
@@ -3761,6 +3777,7 @@
         <w:tc>
           <w:tcPr>
             <w:tcW w:w="989" w:type="dxa"/>
+            <w:gridSpan w:val="2"/>
             <w:tcBorders>
               <w:top w:val="single" w:sz="4" w:space="0" w:color="auto"/>
               <w:left w:val="single" w:sz="4" w:space="0" w:color="auto"/>
@@ -3837,7 +3854,7 @@
         <w:tc>
           <w:tcPr>
             <w:tcW w:w="1401" w:type="dxa"/>
-            <w:gridSpan w:val="3"/>
+            <w:gridSpan w:val="2"/>
             <w:tcBorders>
               <w:top w:val="single" w:sz="4" w:space="0" w:color="auto"/>
               <w:left w:val="single" w:sz="4" w:space="0" w:color="auto"/>
@@ -3886,7 +3903,7 @@
         </w:tc>
         <w:tc>
           <w:tcPr>
-            <w:tcW w:w="1786" w:type="dxa"/>
+            <w:tcW w:w="1319" w:type="dxa"/>
             <w:tcBorders>
               <w:top w:val="single" w:sz="4" w:space="0" w:color="auto"/>
               <w:left w:val="single" w:sz="4" w:space="0" w:color="auto"/>
@@ -3916,7 +3933,7 @@
         </w:trPr>
         <w:tc>
           <w:tcPr>
-            <w:tcW w:w="2132" w:type="dxa"/>
+            <w:tcW w:w="1896" w:type="dxa"/>
             <w:gridSpan w:val="2"/>
             <w:tcBorders>
               <w:top w:val="single" w:sz="4" w:space="0" w:color="auto"/>
@@ -3943,6 +3960,7 @@
         <w:tc>
           <w:tcPr>
             <w:tcW w:w="989" w:type="dxa"/>
+            <w:gridSpan w:val="2"/>
             <w:tcBorders>
               <w:top w:val="single" w:sz="4" w:space="0" w:color="auto"/>
               <w:left w:val="single" w:sz="4" w:space="0" w:color="auto"/>
@@ -4019,7 +4037,7 @@
         <w:tc>
           <w:tcPr>
             <w:tcW w:w="1401" w:type="dxa"/>
-            <w:gridSpan w:val="3"/>
+            <w:gridSpan w:val="2"/>
             <w:tcBorders>
               <w:top w:val="single" w:sz="4" w:space="0" w:color="auto"/>
               <w:left w:val="single" w:sz="4" w:space="0" w:color="auto"/>
@@ -4074,7 +4092,7 @@
         </w:tc>
         <w:tc>
           <w:tcPr>
-            <w:tcW w:w="1786" w:type="dxa"/>
+            <w:tcW w:w="1319" w:type="dxa"/>
             <w:tcBorders>
               <w:top w:val="single" w:sz="4" w:space="0" w:color="auto"/>
               <w:left w:val="single" w:sz="4" w:space="0" w:color="auto"/>
@@ -4107,7 +4125,7 @@
         </w:trPr>
         <w:tc>
           <w:tcPr>
-            <w:tcW w:w="10293" w:type="dxa"/>
+            <w:tcW w:w="9590" w:type="dxa"/>
             <w:gridSpan w:val="14"/>
             <w:tcBorders>
               <w:top w:val="single" w:sz="4" w:space="0" w:color="auto"/>
@@ -4160,8 +4178,8 @@
         </w:trPr>
         <w:tc>
           <w:tcPr>
-            <w:tcW w:w="2132" w:type="dxa"/>
-            <w:gridSpan w:val="2"/>
+            <w:tcW w:w="2386" w:type="dxa"/>
+            <w:gridSpan w:val="3"/>
             <w:tcBorders>
               <w:top w:val="single" w:sz="4" w:space="0" w:color="auto"/>
               <w:left w:val="single" w:sz="8" w:space="0" w:color="auto"/>
@@ -4236,8 +4254,8 @@
         </w:tc>
         <w:tc>
           <w:tcPr>
-            <w:tcW w:w="2133" w:type="dxa"/>
-            <w:gridSpan w:val="4"/>
+            <w:tcW w:w="2410" w:type="dxa"/>
+            <w:gridSpan w:val="5"/>
             <w:tcBorders>
               <w:top w:val="single" w:sz="4" w:space="0" w:color="auto"/>
               <w:left w:val="single" w:sz="4" w:space="0" w:color="auto"/>
@@ -4312,7 +4330,7 @@
         </w:tc>
         <w:tc>
           <w:tcPr>
-            <w:tcW w:w="2134" w:type="dxa"/>
+            <w:tcW w:w="2410" w:type="dxa"/>
             <w:gridSpan w:val="4"/>
             <w:tcBorders>
               <w:top w:val="single" w:sz="4" w:space="0" w:color="auto"/>
@@ -4400,8 +4418,8 @@
         </w:tc>
         <w:tc>
           <w:tcPr>
-            <w:tcW w:w="3894" w:type="dxa"/>
-            <w:gridSpan w:val="4"/>
+            <w:tcW w:w="2384" w:type="dxa"/>
+            <w:gridSpan w:val="2"/>
             <w:tcBorders>
               <w:top w:val="single" w:sz="4" w:space="0" w:color="auto"/>
               <w:left w:val="single" w:sz="4" w:space="0" w:color="auto"/>
@@ -4479,7 +4497,7 @@
     <w:p/>
     <w:sectPr>
       <w:pgSz w:w="11906" w:h="16838"/>
-      <w:pgMar w:top="1440" w:right="1800" w:bottom="1440" w:left="1800" w:header="851" w:footer="992" w:gutter="0"/>
+      <w:pgMar w:top="1134" w:right="1134" w:bottom="1134" w:left="1418" w:header="851" w:footer="992" w:gutter="0"/>
       <w:cols w:space="425"/>
       <w:docGrid w:type="lines" w:linePitch="312"/>
     </w:sectPr>
@@ -5201,4 +5219,16 @@
   <a:objectDefaults/>
   <a:extraClrSchemeLst/>
 </a:theme>
+</file>
+
+<file path=customXml/item1.xml><?xml version="1.0" encoding="utf-8"?>
+<b:Sources xmlns:b="http://schemas.openxmlformats.org/officeDocument/2006/bibliography" xmlns="http://schemas.openxmlformats.org/officeDocument/2006/bibliography" SelectedStyle="\APASixthEditionOfficeOnline.xsl" StyleName="APA" Version="6"/>
+</file>
+
+<file path=customXml/itemProps1.xml><?xml version="1.0" encoding="utf-8"?>
+<ds:datastoreItem xmlns:ds="http://schemas.openxmlformats.org/officeDocument/2006/customXml" ds:itemID="{8CDE1B51-F288-4317-AF9A-1BCE6DA29D10}">
+  <ds:schemaRefs>
+    <ds:schemaRef ds:uri="http://schemas.openxmlformats.org/officeDocument/2006/bibliography"/>
+  </ds:schemaRefs>
+</ds:datastoreItem>
 </file>
--- a/template/rt/TEMPLATE.docx
+++ b/template/rt/TEMPLATE.docx
@@ -304,21 +304,21 @@
               <w:spacing w:before="60" w:line="120" w:lineRule="auto"/>
               <w:jc w:val="center"/>
               <w:rPr>
-                <w:rFonts w:ascii="宋体" w:hAnsi="宋体" w:cs="宋体"/>
+                <w:rFonts w:ascii="楷体" w:eastAsia="楷体" w:hAnsi="楷体" w:cs="宋体"/>
                 <w:sz w:val="20"/>
                 <w:szCs w:val="20"/>
               </w:rPr>
             </w:pPr>
             <w:r>
               <w:rPr>
-                <w:rFonts w:ascii="宋体" w:hint="eastAsia"/>
+                <w:rFonts w:ascii="楷体" w:eastAsia="楷体" w:hAnsi="楷体" w:hint="eastAsia"/>
                 <w:szCs w:val="21"/>
               </w:rPr>
               <w:t>南京英派克检测有限责任公</w:t>
             </w:r>
             <w:r>
               <w:rPr>
-                <w:rFonts w:ascii="宋体" w:hint="eastAsia"/>
+                <w:rFonts w:ascii="楷体" w:eastAsia="楷体" w:hAnsi="楷体" w:hint="eastAsia"/>
                 <w:szCs w:val="21"/>
               </w:rPr>
               <w:t>司</w:t>
@@ -565,15 +565,6 @@
                 <w:szCs w:val="20"/>
               </w:rPr>
             </w:pPr>
-            <w:r>
-              <w:rPr>
-                <w:rFonts w:ascii="宋体" w:hAnsi="宋体" w:cs="宋体" w:hint="eastAsia"/>
-                <w:bCs/>
-                <w:sz w:val="20"/>
-                <w:szCs w:val="20"/>
-              </w:rPr>
-              <w:t>RT</w:t>
-            </w:r>
           </w:p>
         </w:tc>
         <w:tc>
@@ -4464,31 +4455,7 @@
               <w:rPr>
                 <w:rFonts w:hint="eastAsia"/>
               </w:rPr>
-              <w:t>年</w:t>
-            </w:r>
-            <w:r>
-              <w:rPr>
-                <w:rFonts w:hint="eastAsia"/>
-              </w:rPr>
-              <w:t xml:space="preserve">   </w:t>
-            </w:r>
-            <w:r>
-              <w:rPr>
-                <w:rFonts w:hint="eastAsia"/>
-              </w:rPr>
-              <w:t>月</w:t>
-            </w:r>
-            <w:r>
-              <w:rPr>
-                <w:rFonts w:hint="eastAsia"/>
-              </w:rPr>
-              <w:t xml:space="preserve">   </w:t>
-            </w:r>
-            <w:r>
-              <w:rPr>
-                <w:rFonts w:hint="eastAsia"/>
-              </w:rPr>
-              <w:t>日</w:t>
+              <w:t xml:space="preserve"> </w:t>
             </w:r>
           </w:p>
         </w:tc>

--- a/template/rt/TEMPLATE.docx
+++ b/template/rt/TEMPLATE.docx
@@ -4428,7 +4428,19 @@
               <w:rPr>
                 <w:rFonts w:hint="eastAsia"/>
               </w:rPr>
-              <w:t>检测单位：（签章）</w:t>
+              <w:t>检测单位</w:t>
+            </w:r>
+            <w:r>
+              <w:rPr>
+                <w:rFonts w:hint="eastAsia"/>
+              </w:rPr>
+              <w:t>：</w:t>
+            </w:r>
+            <w:r>
+              <w:rPr>
+                <w:rFonts w:hint="eastAsia"/>
+              </w:rPr>
+              <w:t>（签章）</w:t>
             </w:r>
           </w:p>
           <w:p>
@@ -4436,6 +4448,9 @@
               <w:autoSpaceDE w:val="0"/>
               <w:spacing w:line="240" w:lineRule="atLeast"/>
               <w:jc w:val="center"/>
+              <w:rPr>
+                <w:rFonts w:hint="eastAsia"/>
+              </w:rPr>
             </w:pPr>
           </w:p>
           <w:p>
@@ -4455,7 +4470,31 @@
               <w:rPr>
                 <w:rFonts w:hint="eastAsia"/>
               </w:rPr>
-              <w:t xml:space="preserve"> </w:t>
+              <w:t>年</w:t>
+            </w:r>
+            <w:r>
+              <w:rPr>
+                <w:rFonts w:hint="eastAsia"/>
+              </w:rPr>
+              <w:t xml:space="preserve">   </w:t>
+            </w:r>
+            <w:r>
+              <w:rPr>
+                <w:rFonts w:hint="eastAsia"/>
+              </w:rPr>
+              <w:t>月</w:t>
+            </w:r>
+            <w:r>
+              <w:rPr>
+                <w:rFonts w:hint="eastAsia"/>
+              </w:rPr>
+              <w:t xml:space="preserve">   </w:t>
+            </w:r>
+            <w:r>
+              <w:rPr>
+                <w:rFonts w:hint="eastAsia"/>
+              </w:rPr>
+              <w:t>日</w:t>
             </w:r>
           </w:p>
         </w:tc>

--- a/template/rt/TEMPLATE.docx
+++ b/template/rt/TEMPLATE.docx
@@ -4428,19 +4428,7 @@
               <w:rPr>
                 <w:rFonts w:hint="eastAsia"/>
               </w:rPr>
-              <w:t>检测单位</w:t>
-            </w:r>
-            <w:r>
-              <w:rPr>
-                <w:rFonts w:hint="eastAsia"/>
-              </w:rPr>
-              <w:t>：</w:t>
-            </w:r>
-            <w:r>
-              <w:rPr>
-                <w:rFonts w:hint="eastAsia"/>
-              </w:rPr>
-              <w:t>（签章）</w:t>
+              <w:t>检测单位：（签章）</w:t>
             </w:r>
           </w:p>
           <w:p>
@@ -4448,9 +4436,6 @@
               <w:autoSpaceDE w:val="0"/>
               <w:spacing w:line="240" w:lineRule="atLeast"/>
               <w:jc w:val="center"/>
-              <w:rPr>
-                <w:rFonts w:hint="eastAsia"/>
-              </w:rPr>
             </w:pPr>
           </w:p>
           <w:p>
@@ -4470,31 +4455,7 @@
               <w:rPr>
                 <w:rFonts w:hint="eastAsia"/>
               </w:rPr>
-              <w:t>年</w:t>
-            </w:r>
-            <w:r>
-              <w:rPr>
-                <w:rFonts w:hint="eastAsia"/>
-              </w:rPr>
-              <w:t xml:space="preserve">   </w:t>
-            </w:r>
-            <w:r>
-              <w:rPr>
-                <w:rFonts w:hint="eastAsia"/>
-              </w:rPr>
-              <w:t>月</w:t>
-            </w:r>
-            <w:r>
-              <w:rPr>
-                <w:rFonts w:hint="eastAsia"/>
-              </w:rPr>
-              <w:t xml:space="preserve">   </w:t>
-            </w:r>
-            <w:r>
-              <w:rPr>
-                <w:rFonts w:hint="eastAsia"/>
-              </w:rPr>
-              <w:t>日</w:t>
+              <w:t xml:space="preserve">    </w:t>
             </w:r>
           </w:p>
         </w:tc>

--- a/template/rt/TEMPLATE.docx
+++ b/template/rt/TEMPLATE.docx
@@ -4211,36 +4211,6 @@
               <w:spacing w:line="240" w:lineRule="atLeast"/>
               <w:jc w:val="right"/>
             </w:pPr>
-            <w:r>
-              <w:rPr>
-                <w:rFonts w:hint="eastAsia"/>
-              </w:rPr>
-              <w:t>年</w:t>
-            </w:r>
-            <w:r>
-              <w:rPr>
-                <w:rFonts w:hint="eastAsia"/>
-              </w:rPr>
-              <w:t xml:space="preserve">   </w:t>
-            </w:r>
-            <w:r>
-              <w:rPr>
-                <w:rFonts w:hint="eastAsia"/>
-              </w:rPr>
-              <w:t>月</w:t>
-            </w:r>
-            <w:r>
-              <w:rPr>
-                <w:rFonts w:hint="eastAsia"/>
-              </w:rPr>
-              <w:t xml:space="preserve">   </w:t>
-            </w:r>
-            <w:r>
-              <w:rPr>
-                <w:rFonts w:hint="eastAsia"/>
-              </w:rPr>
-              <w:t>日</w:t>
-            </w:r>
           </w:p>
         </w:tc>
         <w:tc>
@@ -4287,36 +4257,6 @@
               <w:spacing w:line="240" w:lineRule="atLeast"/>
               <w:jc w:val="right"/>
             </w:pPr>
-            <w:r>
-              <w:rPr>
-                <w:rFonts w:hint="eastAsia"/>
-              </w:rPr>
-              <w:t>年</w:t>
-            </w:r>
-            <w:r>
-              <w:rPr>
-                <w:rFonts w:hint="eastAsia"/>
-              </w:rPr>
-              <w:t xml:space="preserve">   </w:t>
-            </w:r>
-            <w:r>
-              <w:rPr>
-                <w:rFonts w:hint="eastAsia"/>
-              </w:rPr>
-              <w:t>月</w:t>
-            </w:r>
-            <w:r>
-              <w:rPr>
-                <w:rFonts w:hint="eastAsia"/>
-              </w:rPr>
-              <w:t xml:space="preserve">   </w:t>
-            </w:r>
-            <w:r>
-              <w:rPr>
-                <w:rFonts w:hint="eastAsia"/>
-              </w:rPr>
-              <w:t>日</w:t>
-            </w:r>
           </w:p>
         </w:tc>
         <w:tc>
@@ -4375,36 +4315,6 @@
               <w:spacing w:line="240" w:lineRule="atLeast"/>
               <w:jc w:val="right"/>
             </w:pPr>
-            <w:r>
-              <w:rPr>
-                <w:rFonts w:hint="eastAsia"/>
-              </w:rPr>
-              <w:t>年</w:t>
-            </w:r>
-            <w:r>
-              <w:rPr>
-                <w:rFonts w:hint="eastAsia"/>
-              </w:rPr>
-              <w:t xml:space="preserve">   </w:t>
-            </w:r>
-            <w:r>
-              <w:rPr>
-                <w:rFonts w:hint="eastAsia"/>
-              </w:rPr>
-              <w:t>月</w:t>
-            </w:r>
-            <w:r>
-              <w:rPr>
-                <w:rFonts w:hint="eastAsia"/>
-              </w:rPr>
-              <w:t xml:space="preserve">   </w:t>
-            </w:r>
-            <w:r>
-              <w:rPr>
-                <w:rFonts w:hint="eastAsia"/>
-              </w:rPr>
-              <w:t>日</w:t>
-            </w:r>
           </w:p>
         </w:tc>
         <w:tc>
@@ -4855,6 +4765,7 @@
     <w:name w:val="Title"/>
     <w:basedOn w:val="a"/>
     <w:next w:val="a"/>
+    <w:link w:val="a4"/>
     <w:uiPriority w:val="10"/>
     <w:qFormat/>
     <w:pPr>
@@ -4869,10 +4780,10 @@
       <w:szCs w:val="32"/>
     </w:rPr>
   </w:style>
-  <w:style w:type="paragraph" w:styleId="a4">
+  <w:style w:type="paragraph" w:styleId="a5">
     <w:name w:val="header"/>
     <w:basedOn w:val="a"/>
-    <w:link w:val="a5"/>
+    <w:link w:val="a6"/>
     <w:rsid w:val="008C64C1"/>
     <w:pPr>
       <w:tabs>
@@ -4887,10 +4798,10 @@
       <w:szCs w:val="18"/>
     </w:rPr>
   </w:style>
-  <w:style w:type="character" w:customStyle="1" w:styleId="a5">
+  <w:style w:type="character" w:customStyle="1" w:styleId="a6">
     <w:name w:val="页眉 字符"/>
     <w:basedOn w:val="a1"/>
-    <w:link w:val="a4"/>
+    <w:link w:val="a5"/>
     <w:rsid w:val="008C64C1"/>
     <w:rPr>
       <w:rFonts w:ascii="Times New Roman" w:eastAsia="宋体" w:hAnsi="Times New Roman" w:cs="Times New Roman"/>
@@ -4899,10 +4810,10 @@
       <w:szCs w:val="18"/>
     </w:rPr>
   </w:style>
-  <w:style w:type="paragraph" w:styleId="a6">
+  <w:style w:type="paragraph" w:styleId="a7">
     <w:name w:val="footer"/>
     <w:basedOn w:val="a"/>
-    <w:link w:val="a7"/>
+    <w:link w:val="a8"/>
     <w:rsid w:val="008C64C1"/>
     <w:pPr>
       <w:tabs>
@@ -4917,16 +4828,30 @@
       <w:szCs w:val="18"/>
     </w:rPr>
   </w:style>
-  <w:style w:type="character" w:customStyle="1" w:styleId="a7">
+  <w:style w:type="character" w:customStyle="1" w:styleId="a8">
     <w:name w:val="页脚 字符"/>
     <w:basedOn w:val="a1"/>
-    <w:link w:val="a6"/>
+    <w:link w:val="a7"/>
     <w:rsid w:val="008C64C1"/>
     <w:rPr>
       <w:rFonts w:ascii="Times New Roman" w:eastAsia="宋体" w:hAnsi="Times New Roman" w:cs="Times New Roman"/>
       <w:kern w:val="2"/>
       <w:sz w:val="18"/>
       <w:szCs w:val="18"/>
+    </w:rPr>
+  </w:style>
+  <w:style w:type="character" w:customStyle="1" w:styleId="a4">
+    <w:name w:val="标题 字符"/>
+    <w:basedOn w:val="a1"/>
+    <w:link w:val="a0"/>
+    <w:uiPriority w:val="10"/>
+    <w:rsid w:val="00902AF6"/>
+    <w:rPr>
+      <w:rFonts w:ascii="Cambria" w:eastAsia="宋体" w:hAnsi="Cambria" w:cs="Times New Roman"/>
+      <w:b/>
+      <w:kern w:val="2"/>
+      <w:sz w:val="32"/>
+      <w:szCs w:val="32"/>
     </w:rPr>
   </w:style>
 </w:styles>
